--- a/tpi/docx/019.content.docx
+++ b/tpi/docx/019.content.docx
@@ -220,367 +220,2094 @@
       </w:r>
       <w:r>
         <w:rPr>
+          <w:lang w:val="png_PG" w:bidi="png_PG"/>
+        </w:rPr>
+        <w:t>ol Israel</w:t>
+      </w:r>
+      <w:r>
+        <w:rPr>
+          <w:lang w:val="png_PG" w:bidi="png_PG"/>
+        </w:rPr>
+        <w:t xml:space="preserve"> i save wosipim God long en. Wanpela narapela nem bilong tabenakel em i "tent bilong miting," bikos dispela tent em i wanpela ples we ol Israel i ken bungim God.</w:t>
+      </w:r>
+    </w:p>
+    <w:p>
+      <w:pPr/>
+      <w:r>
+        <w:rPr>
+          <w:lang w:val="png_PG" w:bidi="png_PG"/>
+        </w:rPr>
+      </w:r>
+      <w:r>
+        <w:rPr>
+          <w:lang w:val="png_PG" w:bidi="png_PG"/>
+        </w:rPr>
+        <w:t xml:space="preserve">Planti tausen yia bipo long Jisas i bon, God i bin mekim ol tumbuna bilong </w:t>
+      </w:r>
+      <w:r>
+        <w:rPr>
+          <w:lang w:val="png_PG" w:bidi="png_PG"/>
+        </w:rPr>
+        <w:t>Abraham</w:t>
+      </w:r>
+      <w:r>
+        <w:rPr>
+          <w:lang w:val="png_PG" w:bidi="png_PG"/>
+        </w:rPr>
+        <w:t xml:space="preserve">, ol Israel, i kamap fri long wokboi nating insait long Ijip. Lida bilong ol Israel em i bin Moses. God i bin givim Moses ol instraksen long wanem em i raitpela we bilong ol Israel long </w:t>
+      </w:r>
+      <w:r>
+        <w:rPr>
+          <w:lang w:val="png_PG" w:bidi="png_PG"/>
+        </w:rPr>
+        <w:t>wosipim</w:t>
+      </w:r>
+      <w:r>
+        <w:rPr>
+          <w:lang w:val="png_PG" w:bidi="png_PG"/>
+        </w:rPr>
+        <w:t xml:space="preserve"> God. Bikos God em i </w:t>
+      </w:r>
+      <w:r>
+        <w:rPr>
+          <w:lang w:val="png_PG" w:bidi="png_PG"/>
+        </w:rPr>
+        <w:t>holi</w:t>
+      </w:r>
+      <w:r>
+        <w:rPr>
+          <w:lang w:val="png_PG" w:bidi="png_PG"/>
+        </w:rPr>
+        <w:t xml:space="preserve">, na ol manmeri ol i </w:t>
+      </w:r>
+      <w:r>
+        <w:rPr>
+          <w:lang w:val="png_PG" w:bidi="png_PG"/>
+        </w:rPr>
+        <w:t>pulap long sin</w:t>
+      </w:r>
+      <w:r>
+        <w:rPr>
+          <w:lang w:val="png_PG" w:bidi="png_PG"/>
+        </w:rPr>
+        <w:t xml:space="preserve">, ol manmeri i no inap kam long God nating. God i save les tru long sin, olsem na husat man o meri i kam stret long God, em ol i save dai. Tasol God i mekim isi long ol manmeri long kam long em taim ol i mekim </w:t>
+      </w:r>
+      <w:r>
+        <w:rPr>
+          <w:lang w:val="png_PG" w:bidi="png_PG"/>
+        </w:rPr>
+        <w:t>ol sekrifais</w:t>
+      </w:r>
+      <w:r>
+        <w:rPr>
+          <w:lang w:val="png_PG" w:bidi="png_PG"/>
+        </w:rPr>
+        <w:t xml:space="preserve"> na ol narapela pasin bilong mekim ol i </w:t>
+      </w:r>
+      <w:r>
+        <w:rPr>
+          <w:lang w:val="png_PG" w:bidi="png_PG"/>
+        </w:rPr>
+        <w:t>klin</w:t>
+      </w:r>
+      <w:r>
+        <w:rPr>
+          <w:lang w:val="png_PG" w:bidi="png_PG"/>
+        </w:rPr>
+        <w:t>. Taim ol manmeri i bihainim ol kastom wok bilong mekim ol yet i kamap klin, dispela em i min olsem ol i kamap orait long ai bilong God.</w:t>
+      </w:r>
+    </w:p>
+    <w:p>
+      <w:pPr/>
+      <w:r>
+        <w:rPr>
+          <w:lang w:val="png_PG" w:bidi="png_PG"/>
+        </w:rPr>
+      </w:r>
+      <w:r>
+        <w:rPr>
+          <w:lang w:val="png_PG" w:bidi="png_PG"/>
+        </w:rPr>
+        <w:t>God i bin tokim Moses long mekim wanpela spesel tent we i bai stap olsem ples we ol manmeri bai bung wantaim God long seif we. Dispela em i tabenakel. Ol manmeri i bin wokim tabenakel wantaim ol fletpela plang we ol i karamapim wantaim gol. Long antap bilong kontraksen ol i putim ol naispela hap laplap. Taim ol manmeri i travel o muv, ol i rausim ol hap hap pat bilong tabenakel na karim ol dispela pat bilong tabenakel wantaim ol long solda bilong ol. Taim ol i go kamap long neks ples, ol i putim ol dispela pat i go bek gen.</w:t>
+      </w:r>
+    </w:p>
+    <w:p>
+      <w:pPr/>
+      <w:r>
+        <w:rPr>
+          <w:lang w:val="png_PG" w:bidi="png_PG"/>
+        </w:rPr>
+      </w:r>
+      <w:r>
+        <w:rPr>
+          <w:lang w:val="png_PG" w:bidi="png_PG"/>
+        </w:rPr>
+        <w:t>Ol pris</w:t>
+      </w:r>
+      <w:r>
+        <w:rPr>
+          <w:lang w:val="png_PG" w:bidi="png_PG"/>
+        </w:rPr>
+        <w:t xml:space="preserve"> em ol spesel man husat i wok insait long tabenakel. Ol pris i mekim isi long ol manmeri long kam long ai bilong God na long i gat gutpela rilesensip wantaim God. Ol pris i mekim dispela taim ol i makim ol manmeri na ofaim ol sekrifais na taim ol i tisim ol manmeri hau long stap.</w:t>
+      </w:r>
+    </w:p>
+    <w:p>
+      <w:pPr/>
+      <w:r>
+        <w:rPr>
+          <w:lang w:val="png_PG" w:bidi="png_PG"/>
+        </w:rPr>
+      </w:r>
+      <w:r>
+        <w:rPr>
+          <w:lang w:val="png_PG" w:bidi="png_PG"/>
+        </w:rPr>
+        <w:t xml:space="preserve">Long fran bilong tabenakel em i wanpela autsait banis. Insait long dispela autsait banis em i wanpela </w:t>
+      </w:r>
+      <w:r>
+        <w:rPr>
+          <w:lang w:val="png_PG" w:bidi="png_PG"/>
+        </w:rPr>
+        <w:t>alta</w:t>
+      </w:r>
+      <w:r>
+        <w:rPr>
+          <w:lang w:val="png_PG" w:bidi="png_PG"/>
+        </w:rPr>
+        <w:t>, we i ples we ol pris i save bringim ol ofaring i go long God.</w:t>
+      </w:r>
+    </w:p>
+    <w:p>
+      <w:pPr/>
+      <w:r>
+        <w:rPr>
+          <w:lang w:val="png_PG" w:bidi="png_PG"/>
+        </w:rPr>
+      </w:r>
+      <w:r>
+        <w:rPr>
+          <w:lang w:val="png_PG" w:bidi="png_PG"/>
+        </w:rPr>
+        <w:t xml:space="preserve">Tabenakel em yet em ol i divaidim i go long tupela pat. Namba wan pat em ol i kolim "holi ples." Ol pris tasol i ken go insait long dispela ples. Insait long dispela ples i gat wanplea tebol wantaim 12-pela bret we ol pris i save senisim olgeta wik, wanpela </w:t>
+      </w:r>
+      <w:r>
+        <w:rPr>
+          <w:lang w:val="png_PG" w:bidi="png_PG"/>
+        </w:rPr>
+        <w:t>oil lam</w:t>
+      </w:r>
+      <w:r>
+        <w:rPr>
+          <w:lang w:val="png_PG" w:bidi="png_PG"/>
+        </w:rPr>
+        <w:t xml:space="preserve"> we ol i save mekim em i lait olgeta taim, na wanpela liklik alta we pris i save kukim ol spais i gat naispela smel antap long em. Olgeta ol dispela samting em ol simbol, o piksa we i gat bikpela mining moa. Ol pris i save kaikai ol dispela bret, ating dispela em i wanpela simbol olsem ol i kaikai wantaim God; na dispela i soim gutpela rilesensip we ol manmeri i ken gat wantaim God. Oil insait long Baibel, planti taim em i wanpela simbol bilong </w:t>
+      </w:r>
+      <w:r>
+        <w:rPr>
+          <w:lang w:val="png_PG" w:bidi="png_PG"/>
+        </w:rPr>
+        <w:t>Holi Spirit</w:t>
+      </w:r>
+      <w:r>
+        <w:rPr>
+          <w:lang w:val="png_PG" w:bidi="png_PG"/>
+        </w:rPr>
+        <w:t>, na em i simbol bilong pawa bilong God. Oil lam em i simbol bilong God i stap wantaim ol manmeri. Na ol spais i gat naispela smel em ol i bin wanpela simbol bilong ol</w:t>
+      </w:r>
+      <w:r>
+        <w:rPr>
+          <w:lang w:val="png_PG" w:bidi="png_PG"/>
+        </w:rPr>
+        <w:t>prea</w:t>
+      </w:r>
+      <w:r>
+        <w:rPr>
+          <w:lang w:val="png_PG" w:bidi="png_PG"/>
+        </w:rPr>
+        <w:t xml:space="preserve"> we ol manmeri i bin mekim i go long God.</w:t>
+      </w:r>
+    </w:p>
+    <w:p>
+      <w:pPr/>
+      <w:r>
+        <w:rPr>
+          <w:lang w:val="png_PG" w:bidi="png_PG"/>
+        </w:rPr>
+      </w:r>
+      <w:r>
+        <w:rPr>
+          <w:lang w:val="png_PG" w:bidi="png_PG"/>
+        </w:rPr>
+        <w:t xml:space="preserve">Long arere bilong holi ples em ol i hangamapim wanpela hevipela keten. Bihain long dispela keten em i "holi ples tru." Insait long holi ples tru em ak bilong kavanen o bokis kontrak i sanap i stap. Dispela em i wanpela bokis ol i wokim long plang na ol i karamapim olgeta hap bilong em wantaim gol, insait na autsait wantaim. Long antap bilong dispela bokis em tupela enjel we i gat wing i stap na tupela i makim wanpela spesel kain </w:t>
+      </w:r>
+      <w:r>
+        <w:rPr>
+          <w:lang w:val="png_PG" w:bidi="png_PG"/>
+        </w:rPr>
+        <w:t>enjel</w:t>
+      </w:r>
+      <w:r>
+        <w:rPr>
+          <w:lang w:val="png_PG" w:bidi="png_PG"/>
+        </w:rPr>
+        <w:t>. Dispela bokis i makim sia king bilong God.</w:t>
+      </w:r>
+    </w:p>
+    <w:p>
+      <w:pPr/>
+      <w:r>
+        <w:rPr>
+          <w:lang w:val="png_PG" w:bidi="png_PG"/>
+        </w:rPr>
+      </w:r>
+      <w:r>
+        <w:rPr>
+          <w:lang w:val="png_PG" w:bidi="png_PG"/>
+        </w:rPr>
+        <w:t xml:space="preserve">Dispela em i holi ples tru, bikos God em yet i stap long dispela ples. </w:t>
+      </w:r>
+      <w:r>
+        <w:rPr>
+          <w:lang w:val="png_PG" w:bidi="png_PG"/>
+        </w:rPr>
+        <w:t>Hai pris</w:t>
+      </w:r>
+      <w:r>
+        <w:rPr>
+          <w:lang w:val="png_PG" w:bidi="png_PG"/>
+        </w:rPr>
+        <w:t xml:space="preserve"> tasol-husat em i nambawan impoten pris-em i ken go insait long dispela ples, na em i ken go insait long wanpela taim tasol long wanpela yia. Hai pris em i save go insait long "de bilong atonmen"-dispela bikpela de bilong </w:t>
+      </w:r>
+      <w:r>
+        <w:rPr>
+          <w:lang w:val="png_PG" w:bidi="png_PG"/>
+        </w:rPr>
+        <w:t>fogivnes o lusim rong</w:t>
+      </w:r>
+      <w:r>
+        <w:rPr>
+          <w:lang w:val="png_PG" w:bidi="png_PG"/>
+        </w:rPr>
+        <w:t>. Maski ol Israel i bin askim God long fogivnes long ol sin bilong ol long olgeta de, wanpela taim long yia, hai pris i save askim fogivnes long olgeta sin we ol manmeri i no save na ol i bin mekim long yia i go pinis. Ol sin we ol manmeri i mekim i wokim na tabenakel i no klin, o i no fit long mekim wok bilong God. Wanpela bilong ol samting we hai pris i mekim long dispela bikpela de bilong fogivnes em long go long long holi ples tru na spredim blut antap long ak bilong kavanen o bokis kontrak. Dispela em i soim olsem tempel em i kamap klin gen long olgeta sin we ol manmeri i bin mekim.</w:t>
+      </w:r>
+    </w:p>
+    <w:p>
+      <w:pPr/>
+      <w:r>
+        <w:rPr>
+          <w:lang w:val="png_PG" w:bidi="png_PG"/>
+        </w:rPr>
+      </w:r>
+      <w:r>
+        <w:rPr>
+          <w:lang w:val="png_PG" w:bidi="png_PG"/>
+        </w:rPr>
+        <w:t xml:space="preserve">Longpela taim bihain, taim ol Israel i sindaun long graun, ol i senisim tabenakel wantaim wanpela pemenen bilding, dispela em </w:t>
+      </w:r>
+      <w:r>
+        <w:rPr>
+          <w:lang w:val="png_PG" w:bidi="png_PG"/>
+        </w:rPr>
+        <w:t>tempel</w:t>
+      </w:r>
+      <w:r>
+        <w:rPr>
+          <w:lang w:val="png_PG" w:bidi="png_PG"/>
+        </w:rPr>
+        <w:t>. Tempel em i bin gat seim wok olsem tabenakel i bin gat, na em i gat seim straksa wantaim banis autsait, wanpela holi ples, na wanpela holi ples tru.</w:t>
+      </w:r>
+      <w:r>
+        <w:rPr>
+          <w:lang w:val="png_PG" w:bidi="png_PG"/>
+        </w:rPr>
+      </w:r>
+      <w:r>
+        <w:rPr>
+          <w:lang w:val="png_PG" w:bidi="png_PG"/>
+        </w:rPr>
+      </w:r>
+    </w:p>
+    <w:p>
+      <w:pPr/>
+      <w:r>
+        <w:rPr>
+          <w:lang w:val="png_PG" w:bidi="png_PG"/>
+        </w:rPr>
+      </w:r>
+    </w:p>
+    <w:p>
+      <w:pPr>
+        <w:pStyle w:val="Heading2"/>
+      </w:pPr>
+      <w:r>
+        <w:rPr>
+          <w:lang w:val="png_PG" w:bidi="png_PG"/>
+        </w:rPr>
+        <w:t>teacher</w:t>
+      </w:r>
+      <w:r>
+        <w:rPr>
+          <w:lang w:val="png_PG" w:bidi="png_PG"/>
+        </w:rPr>
+      </w:r>
+    </w:p>
+    <w:p>
+      <w:pPr/>
+      <w:r>
+        <w:rPr>
+          <w:lang w:val="png_PG" w:bidi="png_PG"/>
+        </w:rPr>
+      </w:r>
+      <w:r>
+        <w:rPr>
+          <w:lang w:val="png_PG" w:bidi="png_PG"/>
+        </w:rPr>
+        <w:t xml:space="preserve">Wanpela </w:t>
+      </w:r>
+      <w:r>
+        <w:rPr>
           <w:b/>
           <w:lang w:val="png_PG" w:bidi="png_PG"/>
         </w:rPr>
+        <w:t>tisa</w:t>
+      </w:r>
+      <w:r>
+        <w:rPr>
+          <w:lang w:val="png_PG" w:bidi="png_PG"/>
+        </w:rPr>
+        <w:t xml:space="preserve"> insait long Baibel em olgeta taim wanpela </w:t>
+      </w:r>
+      <w:r>
+        <w:rPr>
+          <w:b/>
+          <w:lang w:val="png_PG" w:bidi="png_PG"/>
+        </w:rPr>
+        <w:t>tisa bilong lotu</w:t>
+      </w:r>
+      <w:r>
+        <w:rPr>
+          <w:lang w:val="png_PG" w:bidi="png_PG"/>
+        </w:rPr>
+        <w:t xml:space="preserve">: wanpela man o meri husat i save eksplenim </w:t>
+      </w:r>
+      <w:r>
+        <w:rPr>
+          <w:lang w:val="png_PG" w:bidi="png_PG"/>
+        </w:rPr>
+        <w:t>ol Skripsa</w:t>
+      </w:r>
+      <w:r>
+        <w:rPr>
+          <w:lang w:val="png_PG" w:bidi="png_PG"/>
+        </w:rPr>
+        <w:t xml:space="preserve"> i go long ol manmeri. Wod we ol manmeri i save yusim long wanpela kain tisa olsem em "</w:t>
+      </w:r>
+      <w:r>
+        <w:rPr>
+          <w:lang w:val="png_PG" w:bidi="png_PG"/>
+        </w:rPr>
+        <w:t>Rabai</w:t>
+      </w:r>
+      <w:r>
+        <w:rPr>
+          <w:lang w:val="png_PG" w:bidi="png_PG"/>
+        </w:rPr>
+        <w:t>," olsem na sampela trenslesen bai tok "tisa," na ol narapela trenslesen bai tok "Rabai."</w:t>
+      </w:r>
+    </w:p>
+    <w:p>
+      <w:pPr/>
+      <w:r>
+        <w:rPr>
+          <w:lang w:val="png_PG" w:bidi="png_PG"/>
+        </w:rPr>
+      </w:r>
+      <w:r>
+        <w:rPr>
+          <w:b/>
+          <w:lang w:val="png_PG" w:bidi="png_PG"/>
+        </w:rPr>
+        <w:t>Taim yu wok long trensletim "tisa", yu mas lukaut long ol dispela samting:</w:t>
+      </w:r>
+    </w:p>
+    <w:p>
+      <w:pPr/>
+      <w:r>
+        <w:rPr>
+          <w:lang w:val="png_PG" w:bidi="png_PG"/>
+        </w:rPr>
+      </w:r>
+      <w:r>
+        <w:rPr>
+          <w:lang w:val="png_PG" w:bidi="png_PG"/>
+        </w:rPr>
+        <w:t>Yu ken yusim wanpela wod o hap tok insait long tok ples bilong yu we i minim "tisa." Tasol dispela wod em i mas i no wanpela wod we ol i save yusim tasol long ol tisa bilong pikinini insait long wanpela skul.</w:t>
+      </w:r>
+      <w:r>
+        <w:rPr>
+          <w:lang w:val="png_PG" w:bidi="png_PG"/>
+        </w:rPr>
+      </w:r>
+      <w:r>
+        <w:rPr>
+          <w:lang w:val="png_PG" w:bidi="png_PG"/>
+        </w:rPr>
+      </w:r>
+    </w:p>
+    <w:p>
+      <w:pPr/>
+      <w:r>
+        <w:rPr>
+          <w:lang w:val="png_PG" w:bidi="png_PG"/>
+        </w:rPr>
+      </w:r>
+    </w:p>
+    <w:p>
+      <w:pPr>
+        <w:pStyle w:val="Heading2"/>
+      </w:pPr>
+      <w:r>
+        <w:rPr>
+          <w:lang w:val="png_PG" w:bidi="png_PG"/>
+        </w:rPr>
+        <w:t>teachers-of-the-law</w:t>
+      </w:r>
+      <w:r>
+        <w:rPr>
+          <w:lang w:val="png_PG" w:bidi="png_PG"/>
+        </w:rPr>
+      </w:r>
+    </w:p>
+    <w:p>
+      <w:pPr/>
+      <w:r>
+        <w:rPr>
+          <w:lang w:val="png_PG" w:bidi="png_PG"/>
+        </w:rPr>
+      </w:r>
+      <w:r>
+        <w:rPr>
+          <w:b/>
+          <w:lang w:val="png_PG" w:bidi="png_PG"/>
+        </w:rPr>
+        <w:t>Ol tisa bilong lo</w:t>
+      </w:r>
+      <w:r>
+        <w:rPr>
+          <w:lang w:val="png_PG" w:bidi="png_PG"/>
+        </w:rPr>
+        <w:t xml:space="preserve"> em i wanpela grup bilong ol lida bilong lotu na ol i saveman bilong lo bilong God.</w:t>
+      </w:r>
+    </w:p>
+    <w:p>
+      <w:pPr/>
+      <w:r>
+        <w:rPr>
+          <w:lang w:val="png_PG" w:bidi="png_PG"/>
+        </w:rPr>
+      </w:r>
+      <w:r>
+        <w:rPr>
+          <w:lang w:val="png_PG" w:bidi="png_PG"/>
+        </w:rPr>
+        <w:t xml:space="preserve">Dispela </w:t>
+      </w:r>
+      <w:r>
+        <w:rPr>
+          <w:lang w:val="png_PG" w:bidi="png_PG"/>
+        </w:rPr>
+        <w:t>lo</w:t>
+      </w:r>
+      <w:r>
+        <w:rPr>
+          <w:lang w:val="png_PG" w:bidi="png_PG"/>
+        </w:rPr>
+        <w:t xml:space="preserve"> em i minim ol set instraksen we God i bin givim long ol manmeri bilong </w:t>
+      </w:r>
+      <w:r>
+        <w:rPr>
+          <w:lang w:val="png_PG" w:bidi="png_PG"/>
+        </w:rPr>
+        <w:t>Israel</w:t>
+      </w:r>
+      <w:r>
+        <w:rPr>
+          <w:lang w:val="png_PG" w:bidi="png_PG"/>
+        </w:rPr>
+        <w:t xml:space="preserve"> insait long fest faivpela buk bilong Olpela Testamen, tasol ol tisa bilong lo i tisim tu olgeta </w:t>
+      </w:r>
+      <w:r>
+        <w:rPr>
+          <w:lang w:val="png_PG" w:bidi="png_PG"/>
+        </w:rPr>
+        <w:t>Skripsa</w:t>
+      </w:r>
+      <w:r>
+        <w:rPr>
+          <w:lang w:val="png_PG" w:bidi="png_PG"/>
+        </w:rPr>
+        <w:t>, na i no ol pat bilong ol Buk bilong Baibel we i toktok long lo tasol. Ol Skripsa i toktok long pat bilong Baibel we yumi nau kolim Olpela Testamen.</w:t>
+      </w:r>
+    </w:p>
+    <w:p>
+      <w:pPr/>
+      <w:r>
+        <w:rPr>
+          <w:lang w:val="png_PG" w:bidi="png_PG"/>
+        </w:rPr>
+      </w:r>
+      <w:r>
+        <w:rPr>
+          <w:lang w:val="png_PG" w:bidi="png_PG"/>
+        </w:rPr>
+        <w:t>Ol tisa bilong lo i save eksplenim ol Skripsa i go long ol manmeri. Ol i no bin raitim daun ol eksplenesen tasol ol i tokim ol i go long ol sumatin bilong ol. Ol sumatin bilong ol i memoraisim ol eksplenesen, na tisim ol dispela eksplenesen i go long neks jeneresen. Ol manmeri i kontinu long edim moa na moa eksplenesen na diskasen long ol dispela eksplenesen. Long taim bilong Nupela Testamen, ol dispela eksplenesen we ol i putim long tingting i kamap impoten tru long ol manmeri, ating moa impoten long ol Skripsa gen.</w:t>
+      </w:r>
+    </w:p>
+    <w:p>
+      <w:pPr/>
+      <w:r>
+        <w:rPr>
+          <w:lang w:val="png_PG" w:bidi="png_PG"/>
+        </w:rPr>
+      </w:r>
+      <w:r>
+        <w:rPr>
+          <w:lang w:val="png_PG" w:bidi="png_PG"/>
+        </w:rPr>
+        <w:t>Long taim bilong Nupela Testamen, ol tisa bilong lo em ol impoten lain tru insait long komyuniti. Ol manmeri i soim ol bikpela rispek tru na planti taim kolim ol "</w:t>
+      </w:r>
+      <w:r>
+        <w:rPr>
+          <w:lang w:val="png_PG" w:bidi="png_PG"/>
+        </w:rPr>
+        <w:t>Rabai</w:t>
+      </w:r>
+      <w:r>
+        <w:rPr>
+          <w:lang w:val="png_PG" w:bidi="png_PG"/>
+        </w:rPr>
+        <w:t xml:space="preserve">," wanpela taitel we ol i save yusim long ol impoten tisa bilong lotu. I gat ol tisa bilong lo tu i stap insait long </w:t>
+      </w:r>
+      <w:r>
+        <w:rPr>
+          <w:lang w:val="png_PG" w:bidi="png_PG"/>
+        </w:rPr>
+        <w:t>Sanhedrin</w:t>
+      </w:r>
+      <w:r>
+        <w:rPr>
+          <w:lang w:val="png_PG" w:bidi="png_PG"/>
+        </w:rPr>
+        <w:t xml:space="preserve">, dispela kot bilong lotu bilong </w:t>
+      </w:r>
+      <w:r>
+        <w:rPr>
+          <w:lang w:val="png_PG" w:bidi="png_PG"/>
+        </w:rPr>
+        <w:t>ol Ju</w:t>
+      </w:r>
+      <w:r>
+        <w:rPr>
+          <w:lang w:val="png_PG" w:bidi="png_PG"/>
+        </w:rPr>
+        <w:t>.</w:t>
+      </w:r>
+    </w:p>
+    <w:p>
+      <w:pPr/>
+      <w:r>
+        <w:rPr>
+          <w:lang w:val="png_PG" w:bidi="png_PG"/>
+        </w:rPr>
+      </w:r>
+      <w:r>
+        <w:rPr>
+          <w:lang w:val="png_PG" w:bidi="png_PG"/>
+        </w:rPr>
+        <w:t xml:space="preserve">Ol tisa bilong lo em sampela taim ol i save kolim ol olsem ol </w:t>
+      </w:r>
+      <w:r>
+        <w:rPr>
+          <w:b/>
+          <w:lang w:val="png_PG" w:bidi="png_PG"/>
+        </w:rPr>
+        <w:t>skraib</w:t>
+      </w:r>
+      <w:r>
+        <w:rPr>
+          <w:lang w:val="png_PG" w:bidi="png_PG"/>
+        </w:rPr>
+        <w:t>. Wanpela skraib em i minim wanpela man o meri husat i ken rait. Planti manmeri long taim bilong Baibel em ol i no inap long rit ol rait ol yet. Sapos ol manmeri i nid long raitim samting, kain olsem wanpela leta, ol bai nid long haiarim wanpela skraib long raitim long ol. Ol skraib tu i save kopim ol Skripsa na bai ol raiting bilong Skripsa i no inap lus. Ol Skripsa em ol i no bin raitim i go daun long pepa, kain olsem nau yumi save mekim. Ol buk na pepa i no bin stap yet long dispela taim. Tasol, ol manmeri i bin save raitim ol Skripsa long ol longpela hap papirus o pasmen. Papirus em i wanpela hap pepa we i no strong na ol i mekim long wanpela plent, na pasmen em ol i mekim long skin bilong wanpela animal. Bikos ol dispela pepa i longpela tru, ol manmeri i save rolim ol. Nem bilong dispela kain rol pepa em skrol. Ol skrol em ol i ken bagarap hariap, planti taim ol dispela papirus skrol em ol i save bagarap hariap. Olsem na ol skraib olgeta taim i save mekim wok bilong kopim ol raiting long wanpela skrol i go long nupela skrol, bai dispela raiting i no inap long lus.</w:t>
+      </w:r>
+    </w:p>
+    <w:p>
+      <w:pPr/>
+      <w:r>
+        <w:rPr>
+          <w:lang w:val="png_PG" w:bidi="png_PG"/>
+        </w:rPr>
+      </w:r>
+      <w:r>
+        <w:rPr>
+          <w:lang w:val="png_PG" w:bidi="png_PG"/>
+        </w:rPr>
+        <w:t>Tasol, taim Baibel i toktok long ol tisa bilong lo, fokas em i stap long save bilong ol lo bilong lotu, na i no long ol save bilong rait.</w:t>
+      </w:r>
+    </w:p>
+    <w:p>
+      <w:pPr/>
+      <w:r>
+        <w:rPr>
+          <w:lang w:val="png_PG" w:bidi="png_PG"/>
+        </w:rPr>
+      </w:r>
+      <w:r>
+        <w:rPr>
+          <w:b/>
+          <w:lang w:val="png_PG" w:bidi="png_PG"/>
+        </w:rPr>
+        <w:t>Taim yu wok long trensletim "ol tisa bilong lo," yu mas lukaut long ol dispela samting:</w:t>
+      </w:r>
+    </w:p>
+    <w:p>
+      <w:pPr/>
+      <w:r>
+        <w:rPr>
+          <w:lang w:val="png_PG" w:bidi="png_PG"/>
+        </w:rPr>
+      </w:r>
+      <w:r>
+        <w:rPr>
+          <w:lang w:val="png_PG" w:bidi="png_PG"/>
+        </w:rPr>
+        <w:t>Yu mas no ken yusim wanpela hap toktok we i mekim ol lain i putim yau i ting olsem ol dispela manmeri i tisim lo bilong wanpela kantri. Ating yu ken yusim wanpela hap tok olsem "ol tisa bilong lo bilong lotu," o "ol saveman bilong lo bilong lotu," o "ol saveman bilong Skripsa."</w:t>
+      </w:r>
+      <w:r>
+        <w:rPr>
+          <w:lang w:val="png_PG" w:bidi="png_PG"/>
+        </w:rPr>
+      </w:r>
+      <w:r>
+        <w:rPr>
+          <w:lang w:val="png_PG" w:bidi="png_PG"/>
+        </w:rPr>
+      </w:r>
+    </w:p>
+    <w:p>
+      <w:pPr/>
+      <w:r>
+        <w:rPr>
+          <w:lang w:val="png_PG" w:bidi="png_PG"/>
+        </w:rPr>
+      </w:r>
+    </w:p>
+    <w:p>
+      <w:pPr>
+        <w:pStyle w:val="Heading2"/>
+      </w:pPr>
+      <w:r>
+        <w:rPr>
+          <w:lang w:val="png_PG" w:bidi="png_PG"/>
+        </w:rPr>
+        <w:t>temple</w:t>
+      </w:r>
+      <w:r>
+        <w:rPr>
+          <w:lang w:val="png_PG" w:bidi="png_PG"/>
+        </w:rPr>
+      </w:r>
+    </w:p>
+    <w:p>
+      <w:pPr/>
+      <w:r>
+        <w:rPr>
+          <w:lang w:val="png_PG" w:bidi="png_PG"/>
+        </w:rPr>
+      </w:r>
+      <w:r>
+        <w:rPr>
+          <w:lang w:val="png_PG" w:bidi="png_PG"/>
+        </w:rPr>
+        <w:t xml:space="preserve">Wanpela </w:t>
+      </w:r>
+      <w:r>
+        <w:rPr>
+          <w:b/>
+          <w:lang w:val="png_PG" w:bidi="png_PG"/>
+        </w:rPr>
+        <w:t>tempel</w:t>
+      </w:r>
+      <w:r>
+        <w:rPr>
+          <w:lang w:val="png_PG" w:bidi="png_PG"/>
+        </w:rPr>
+        <w:t xml:space="preserve"> em i wanpela ples we ol manmeri i save wosipim God. Tempel insait long Baibel em i ples we God i save bung wantaim ol manmeri. Narapela nem bilong tempel em </w:t>
+      </w:r>
+      <w:r>
+        <w:rPr>
+          <w:b/>
+          <w:lang w:val="png_PG" w:bidi="png_PG"/>
+        </w:rPr>
+        <w:t>haus bilong God</w:t>
+      </w:r>
+      <w:r>
+        <w:rPr>
+          <w:lang w:val="png_PG" w:bidi="png_PG"/>
+        </w:rPr>
+        <w:t>.</w:t>
+      </w:r>
+    </w:p>
+    <w:p>
+      <w:pPr/>
+      <w:r>
+        <w:rPr>
+          <w:lang w:val="png_PG" w:bidi="png_PG"/>
+        </w:rPr>
+      </w:r>
+      <w:r>
+        <w:rPr>
+          <w:lang w:val="png_PG" w:bidi="png_PG"/>
+        </w:rPr>
+        <w:t xml:space="preserve">Planti ol lain manmeri we i bin stap long </w:t>
+      </w:r>
+      <w:r>
+        <w:rPr>
+          <w:lang w:val="png_PG" w:bidi="png_PG"/>
+        </w:rPr>
+        <w:t>Israel</w:t>
+      </w:r>
+      <w:r>
+        <w:rPr>
+          <w:lang w:val="png_PG" w:bidi="png_PG"/>
+        </w:rPr>
+        <w:t>em ol i</w:t>
+      </w:r>
+      <w:r>
+        <w:rPr>
+          <w:lang w:val="png_PG" w:bidi="png_PG"/>
+        </w:rPr>
+        <w:t>bin wosipim</w:t>
+      </w:r>
+      <w:r>
+        <w:rPr>
+          <w:lang w:val="png_PG" w:bidi="png_PG"/>
+        </w:rPr>
+        <w:t xml:space="preserve"> planti kainkain </w:t>
+      </w:r>
+      <w:r>
+        <w:rPr>
+          <w:lang w:val="png_PG" w:bidi="png_PG"/>
+        </w:rPr>
+        <w:t>god</w:t>
+      </w:r>
+      <w:r>
+        <w:rPr>
+          <w:lang w:val="png_PG" w:bidi="png_PG"/>
+        </w:rPr>
+        <w:t xml:space="preserve">, na i bin gat planti tempel. Tasol God i larim ol </w:t>
+      </w:r>
+      <w:r>
+        <w:rPr>
+          <w:lang w:val="png_PG" w:bidi="png_PG"/>
+        </w:rPr>
+        <w:t>Israel</w:t>
+      </w:r>
+      <w:r>
+        <w:rPr>
+          <w:lang w:val="png_PG" w:bidi="png_PG"/>
+        </w:rPr>
+        <w:t xml:space="preserve"> long wosipim em tasol na long i gat wanpela tempel tasol. Dispela tempel em i bin stap insait long </w:t>
+      </w:r>
+      <w:r>
+        <w:rPr>
+          <w:lang w:val="png_PG" w:bidi="png_PG"/>
+        </w:rPr>
+        <w:t>Jerusalem</w:t>
+      </w:r>
+      <w:r>
+        <w:rPr>
+          <w:lang w:val="png_PG" w:bidi="png_PG"/>
+        </w:rPr>
+        <w:t xml:space="preserve">, dispela em i nambawan impoten siti bilong ol </w:t>
+      </w:r>
+      <w:r>
+        <w:rPr>
+          <w:lang w:val="png_PG" w:bidi="png_PG"/>
+        </w:rPr>
+        <w:t>Judaman o ol Ju</w:t>
+      </w:r>
+      <w:r>
+        <w:rPr>
+          <w:lang w:val="png_PG" w:bidi="png_PG"/>
+        </w:rPr>
+        <w:t>.</w:t>
+      </w:r>
+    </w:p>
+    <w:p>
+      <w:pPr/>
+      <w:r>
+        <w:rPr>
+          <w:lang w:val="png_PG" w:bidi="png_PG"/>
+        </w:rPr>
+      </w:r>
+      <w:r>
+        <w:rPr>
+          <w:lang w:val="png_PG" w:bidi="png_PG"/>
+        </w:rPr>
+        <w:t xml:space="preserve">Planti tausen yia bipo long Jisas i bon, God i bin mekim ol tumbuna bilong </w:t>
+      </w:r>
+      <w:r>
+        <w:rPr>
+          <w:lang w:val="png_PG" w:bidi="png_PG"/>
+        </w:rPr>
+        <w:t>Abraham</w:t>
+      </w:r>
+      <w:r>
+        <w:rPr>
+          <w:lang w:val="png_PG" w:bidi="png_PG"/>
+        </w:rPr>
+        <w:t xml:space="preserve">, ol Israel, i kamap fri long wok sleiv insait long Ijip. Lida bilong ol Israel em i bin Moses. God i bin givim Moses ol instraksen long wanem em i raitpela we bilong ol Israel long wosipim God. Bikos God em i </w:t>
+      </w:r>
+      <w:r>
+        <w:rPr>
+          <w:lang w:val="png_PG" w:bidi="png_PG"/>
+        </w:rPr>
+        <w:t>holi</w:t>
+      </w:r>
+      <w:r>
+        <w:rPr>
+          <w:lang w:val="png_PG" w:bidi="png_PG"/>
+        </w:rPr>
+        <w:t xml:space="preserve">, na ol manmeri ol i </w:t>
+      </w:r>
+      <w:r>
+        <w:rPr>
+          <w:lang w:val="png_PG" w:bidi="png_PG"/>
+        </w:rPr>
+        <w:t>pulap long sin</w:t>
+      </w:r>
+      <w:r>
+        <w:rPr>
+          <w:lang w:val="png_PG" w:bidi="png_PG"/>
+        </w:rPr>
+        <w:t xml:space="preserve">, ol manmeri i no inap kam long God nating. God i save les tru long sin, olsem na husat man o meri i kam stret long God, em ol i save dai. Tasol God i mekim isi long ol manmeri long kam long em taim ol i mekim ol sekrifais na ol narapela pasin bilong mekim ol i klin. Long kamap </w:t>
+      </w:r>
+      <w:r>
+        <w:rPr>
+          <w:lang w:val="png_PG" w:bidi="png_PG"/>
+        </w:rPr>
+        <w:t>klin</w:t>
+      </w:r>
+      <w:r>
+        <w:rPr>
+          <w:lang w:val="png_PG" w:bidi="png_PG"/>
+        </w:rPr>
+        <w:t xml:space="preserve"> em i min olsem kamap gutpela long ai bilong God.</w:t>
+      </w:r>
+    </w:p>
+    <w:p>
+      <w:pPr/>
+      <w:r>
+        <w:rPr>
+          <w:lang w:val="png_PG" w:bidi="png_PG"/>
+        </w:rPr>
+      </w:r>
+      <w:r>
+        <w:rPr>
+          <w:lang w:val="png_PG" w:bidi="png_PG"/>
+        </w:rPr>
+        <w:t xml:space="preserve">God i bin tokim Moses long mekim wanpela </w:t>
+      </w:r>
+      <w:r>
+        <w:rPr>
+          <w:lang w:val="png_PG" w:bidi="png_PG"/>
+        </w:rPr>
+        <w:t>tabenakel</w:t>
+      </w:r>
+      <w:r>
+        <w:rPr>
+          <w:lang w:val="png_PG" w:bidi="png_PG"/>
+        </w:rPr>
+        <w:t>-we i min olsem wanpela tent o haus sel-we i bai stap olsem ples we ol manmeri bai bung wantaim God long rot we i seif. Dispela tabenakel em i olsem wanpela tempel we ol i ken muvim long wanpela ples i go long narapela ples. Wanem hap ol manmeri i go long en, ol i save kisim tabenakel wantaim ol.</w:t>
+      </w:r>
+    </w:p>
+    <w:p>
+      <w:pPr/>
+      <w:r>
+        <w:rPr>
+          <w:lang w:val="png_PG" w:bidi="png_PG"/>
+        </w:rPr>
+      </w:r>
+      <w:r>
+        <w:rPr>
+          <w:lang w:val="png_PG" w:bidi="png_PG"/>
+        </w:rPr>
+        <w:t xml:space="preserve">Longpela taim bihain, taim </w:t>
+      </w:r>
+      <w:r>
+        <w:rPr>
+          <w:lang w:val="png_PG" w:bidi="png_PG"/>
+        </w:rPr>
+        <w:t>Devit</w:t>
+      </w:r>
+      <w:r>
+        <w:rPr>
+          <w:lang w:val="png_PG" w:bidi="png_PG"/>
+        </w:rPr>
+        <w:t xml:space="preserve"> em i bin </w:t>
+      </w:r>
+      <w:r>
+        <w:rPr>
+          <w:lang w:val="png_PG" w:bidi="png_PG"/>
+        </w:rPr>
+        <w:t>king</w:t>
+      </w:r>
+      <w:r>
+        <w:rPr>
+          <w:lang w:val="png_PG" w:bidi="png_PG"/>
+        </w:rPr>
+        <w:t>bilong Israel, Devit i laik long senisim dispela tempel we i isi long muvim na em i laik wokim wanpela bilding we i stap long wanpela ples tasol. God i no bin larim Devit i bildim wanpela tempel long em, bikos Devit em i bin wanpela soldia na em i bin kilim ol manmeri. Tasol God i bin tokim Devit olsem pikinini man bilong em bai bildim dispela tempel bilong God. Na God i larim Devit long givim pikinini man bilong em ol instraksen long hau stret long bildim dispela tempel.</w:t>
+      </w:r>
+    </w:p>
+    <w:p>
+      <w:pPr/>
+      <w:r>
+        <w:rPr>
+          <w:lang w:val="png_PG" w:bidi="png_PG"/>
+        </w:rPr>
+      </w:r>
+      <w:r>
+        <w:rPr>
+          <w:lang w:val="png_PG" w:bidi="png_PG"/>
+        </w:rPr>
+        <w:t xml:space="preserve">Na tru tumas, king Solomon, pikinini man bilong Devit, em i bin bildim wanpela naispela tempel tru bilong God. Maski em i mekim dispela tempel, Solomon em i luksave olsem God em i bikpela tru long stap insait long dispela tempel; na em i tok olsem </w:t>
+      </w:r>
+      <w:r>
+        <w:rPr>
+          <w:lang w:val="png_PG" w:bidi="png_PG"/>
+        </w:rPr>
+        <w:t>heven</w:t>
+      </w:r>
+      <w:r>
+        <w:rPr>
+          <w:lang w:val="png_PG" w:bidi="png_PG"/>
+        </w:rPr>
+        <w:t xml:space="preserve"> tu em i no bikpela inap long God! Olsem na, taim yumi skelim olsem dispela God em i wanbel long kam daun long graun na kolim wanpela liklik ples, wanpela tempel, olsem haus bilong em, namel long ol sin manmeri, em i soim hamas God i laikim tru ol manmeri.</w:t>
+      </w:r>
+    </w:p>
+    <w:p>
+      <w:pPr/>
+      <w:r>
+        <w:rPr>
+          <w:lang w:val="png_PG" w:bidi="png_PG"/>
+        </w:rPr>
+      </w:r>
+      <w:r>
+        <w:rPr>
+          <w:lang w:val="png_PG" w:bidi="png_PG"/>
+        </w:rPr>
+        <w:t>Longpela taim bihain, na ol birua bilong ol Israel i bagarapim dispela tempel. God i larim dispela long kamap bikos ol Israel i no bin feitful long God na ol i bin stat long wosipim ol narapela god. Ol i bin rausim ol Israel i go long ol narapela kantri na pasin bilong wosip insait long tempel em i bin pinis.</w:t>
+      </w:r>
+    </w:p>
+    <w:p>
+      <w:pPr/>
+      <w:r>
+        <w:rPr>
+          <w:lang w:val="png_PG" w:bidi="png_PG"/>
+        </w:rPr>
+      </w:r>
+      <w:r>
+        <w:rPr>
+          <w:lang w:val="png_PG" w:bidi="png_PG"/>
+        </w:rPr>
+        <w:t xml:space="preserve">Tasol bihain long planti yia, God i bin larim ol Israel-long kam bek long dispela graun na long dispela taim ol i save kolim ol olsem ol </w:t>
+      </w:r>
+      <w:r>
+        <w:rPr>
+          <w:lang w:val="png_PG" w:bidi="png_PG"/>
+        </w:rPr>
+        <w:t>Ju o Judaman</w:t>
+      </w:r>
+      <w:r>
+        <w:rPr>
+          <w:lang w:val="png_PG" w:bidi="png_PG"/>
+        </w:rPr>
+        <w:t>. Ol Ju i bin bildim wanpela nupela tempel bilong God. Dispela tempel em i bin liklik moa long nambawan tempel.</w:t>
+      </w:r>
+    </w:p>
+    <w:p>
+      <w:pPr/>
+      <w:r>
+        <w:rPr>
+          <w:lang w:val="png_PG" w:bidi="png_PG"/>
+        </w:rPr>
+      </w:r>
+      <w:r>
+        <w:rPr>
+          <w:lang w:val="png_PG" w:bidi="png_PG"/>
+        </w:rPr>
+        <w:t>Kain olsem 20 yia bipo long Jisas i bon, wanpela rula, nem bilong en em king Herod, em i bin stat long bildim gen dispela liklik tempel i go kamap olsem wanpela tempel we i bikpela tru na i nais tru. Em i mekim dispela bikos em i laik long mekim ol Ju i amamas na sapotim em long stap olsem king. Long taim bilong Jisas, wok long dispela tempel i wok long kontinu yet.</w:t>
+      </w:r>
+    </w:p>
+    <w:p>
+      <w:pPr/>
+      <w:r>
+        <w:rPr>
+          <w:lang w:val="png_PG" w:bidi="png_PG"/>
+        </w:rPr>
+      </w:r>
+      <w:r>
+        <w:rPr>
+          <w:lang w:val="png_PG" w:bidi="png_PG"/>
+        </w:rPr>
+        <w:t xml:space="preserve">Olgeta ol dispela tempel, na ol tebenakel we i isi long muvim, ol i gat wanpela seim besik straksa, na ol seim kastom wok i save kamap. I gat wanpela autsait eria long fran bilong tempel. Dispela em ples we </w:t>
+      </w:r>
+      <w:r>
+        <w:rPr>
+          <w:lang w:val="png_PG" w:bidi="png_PG"/>
+        </w:rPr>
+        <w:t>ol pris</w:t>
+      </w:r>
+      <w:r>
+        <w:rPr>
+          <w:lang w:val="png_PG" w:bidi="png_PG"/>
+        </w:rPr>
+        <w:t xml:space="preserve"> na Livai i save wok long mekim ol sekrifais we ol Israel i bringim. Ol </w:t>
+      </w:r>
+      <w:r>
+        <w:rPr>
+          <w:lang w:val="png_PG" w:bidi="png_PG"/>
+        </w:rPr>
+        <w:t>Livai</w:t>
+      </w:r>
+      <w:r>
+        <w:rPr>
+          <w:lang w:val="png_PG" w:bidi="png_PG"/>
+        </w:rPr>
+        <w:t xml:space="preserve"> em ol </w:t>
+      </w:r>
+      <w:r>
+        <w:rPr>
+          <w:lang w:val="png_PG" w:bidi="png_PG"/>
+        </w:rPr>
+        <w:t>lain tumbuna</w:t>
+      </w:r>
+      <w:r>
+        <w:rPr>
+          <w:lang w:val="png_PG" w:bidi="png_PG"/>
+        </w:rPr>
+        <w:t xml:space="preserve"> bilong Levi, na em i wanpela bilong ol greit-grensan o tumbuna tumbuna pikinini bilong Abraham. God i bin makim ol Livai long mekim wok bilong lukautim tempel bilong God. Ol pris em ol Livai we i gat spesel wok bilong mekim ol sekrifais. </w:t>
+      </w:r>
+      <w:r>
+        <w:rPr>
+          <w:lang w:val="png_PG" w:bidi="png_PG"/>
+        </w:rPr>
+        <w:t>Ol sekrifais</w:t>
+      </w:r>
+      <w:r>
+        <w:rPr>
+          <w:lang w:val="png_PG" w:bidi="png_PG"/>
+        </w:rPr>
+        <w:t xml:space="preserve"> em ol presen we ol manmeri i givim i go long God long tok tenkyu long em o long askim em long </w:t>
+      </w:r>
+      <w:r>
+        <w:rPr>
+          <w:lang w:val="png_PG" w:bidi="png_PG"/>
+        </w:rPr>
+        <w:t>fogivim</w:t>
+      </w:r>
+      <w:r>
+        <w:rPr>
+          <w:lang w:val="png_PG" w:bidi="png_PG"/>
+        </w:rPr>
+        <w:t xml:space="preserve"> sin. Wanpela sekrifais em i ken wanpela animal we ol i bin kilim na kukim, o em i ken wanpela oil i gat naispela smel, ol sampela kain kaikai-dispela em i dipen long wanem as o risen bilong dispela sekrifais.</w:t>
+      </w:r>
+    </w:p>
+    <w:p>
+      <w:pPr/>
+      <w:r>
+        <w:rPr>
+          <w:lang w:val="png_PG" w:bidi="png_PG"/>
+        </w:rPr>
+      </w:r>
+      <w:r>
+        <w:rPr>
+          <w:lang w:val="png_PG" w:bidi="png_PG"/>
+        </w:rPr>
+        <w:t xml:space="preserve">Tempel bilding em ol i divaidim i go long tupela pat. Namba wan pat em ol i kolim "Holi Ples." Ol prist tasol i ken go insait long dispela ples. Insait long dispela ples i gat wanplea tebol wantaim 12-pela bret we ol i save senisim olgeta wik, wanpela </w:t>
+      </w:r>
+      <w:r>
+        <w:rPr>
+          <w:lang w:val="png_PG" w:bidi="png_PG"/>
+        </w:rPr>
+        <w:t>oil lam</w:t>
+      </w:r>
+      <w:r>
+        <w:rPr>
+          <w:lang w:val="png_PG" w:bidi="png_PG"/>
+        </w:rPr>
+        <w:t xml:space="preserve"> we ol i save mekim em i lait olgeta taim, na wanpela liklik </w:t>
+      </w:r>
+      <w:r>
+        <w:rPr>
+          <w:lang w:val="png_PG" w:bidi="png_PG"/>
+        </w:rPr>
+        <w:t>alta</w:t>
+      </w:r>
+      <w:r>
+        <w:rPr>
+          <w:lang w:val="png_PG" w:bidi="png_PG"/>
+        </w:rPr>
+        <w:t xml:space="preserve"> we pris i save kukim ol spais i gat naispela smel antap long em. Olgeta ol dispela samting em ol simbol, o piksa we i gat bikpela mining moa. Ol pris i save kaikai ol dispela bret, ating dispela em i wanpela simbol olsem ol i kaikai wantaim God-na dispela i soim gutpela rilesensip we ol manmeri i ken gat wantaim God. Oil insait long Baibel, planti taim em i wanpela simbol bilong </w:t>
+      </w:r>
+      <w:r>
+        <w:rPr>
+          <w:lang w:val="png_PG" w:bidi="png_PG"/>
+        </w:rPr>
+        <w:t>Holi Spirit</w:t>
+      </w:r>
+      <w:r>
+        <w:rPr>
+          <w:lang w:val="png_PG" w:bidi="png_PG"/>
+        </w:rPr>
+        <w:t>, na em i simbol bilong pawa bilong God. Oil lam em i bin simbol bilong God i stap wantaim ol manmeri. Na ol spais i gat naispela smail em ol i bin wanpela simbol bilong ol</w:t>
+      </w:r>
+      <w:r>
+        <w:rPr>
+          <w:lang w:val="png_PG" w:bidi="png_PG"/>
+        </w:rPr>
+        <w:t>prea</w:t>
+      </w:r>
+      <w:r>
+        <w:rPr>
+          <w:lang w:val="png_PG" w:bidi="png_PG"/>
+        </w:rPr>
+        <w:t xml:space="preserve"> we ol manmeri i mekim i go long God.</w:t>
+      </w:r>
+    </w:p>
+    <w:p>
+      <w:pPr/>
+      <w:r>
+        <w:rPr>
+          <w:lang w:val="png_PG" w:bidi="png_PG"/>
+        </w:rPr>
+      </w:r>
+      <w:r>
+        <w:rPr>
+          <w:lang w:val="png_PG" w:bidi="png_PG"/>
+        </w:rPr>
+        <w:t xml:space="preserve">Long arere bilong Holi Ples em ol i hangamapim wanpela hevipela keten. Bihain long dispela keten em Holi Ples Tru i stap. Insait long Holi Ples em </w:t>
+      </w:r>
+      <w:r>
+        <w:rPr>
+          <w:b/>
+          <w:lang w:val="png_PG" w:bidi="png_PG"/>
+        </w:rPr>
+        <w:t>ak bilong kavenen</w:t>
+      </w:r>
+      <w:r>
+        <w:rPr>
+          <w:lang w:val="png_PG" w:bidi="png_PG"/>
+        </w:rPr>
+        <w:t xml:space="preserve">, na dispela em i wanpela bokis we ol i wokim long plang na i gat lid bilong em. Dispela em i Holi Ples Tru, bikos God em yet i stap long dispela ples. </w:t>
+      </w:r>
+      <w:r>
+        <w:rPr>
+          <w:lang w:val="png_PG" w:bidi="png_PG"/>
+        </w:rPr>
+        <w:t>Hai pris o het pris</w:t>
+      </w:r>
+      <w:r>
+        <w:rPr>
+          <w:lang w:val="png_PG" w:bidi="png_PG"/>
+        </w:rPr>
+        <w:t xml:space="preserve">-em i nambawan impoten pris-na em i ken i go insait long dispela ples, na em i ken go insait long hap wanpela taim tasol long wanpela yia. Dispela em i save kamap long "de bilong atonmen," wanpela bikpela de bilong lusim sin. Maski ol Israel i bin wok long askim God long fogivim sin bilong ol long ol narapela de insait long yia, wanpela taim long wanpela yia, hai pris bai askim fogivnes bilong olgeta sin we olgeta manmeri i bin no save na ol i mekim long yia i go pinis. Ol sin we ol manmeri i mekim i wokim na tempel </w:t>
+      </w:r>
+      <w:r>
+        <w:rPr>
+          <w:lang w:val="png_PG" w:bidi="png_PG"/>
+        </w:rPr>
+        <w:t>i no klin</w:t>
+      </w:r>
+      <w:r>
+        <w:rPr>
+          <w:lang w:val="png_PG" w:bidi="png_PG"/>
+        </w:rPr>
+        <w:t>, o i no fit long mekim wok bilong God. Wanpela bilong ol samting we hai pris i mekim long bikpela de bilong fogiv em long go long long Holi Ples Tru na spredim blut antap long ak bilong kavanen. Dispela em i soim olsem tempel em i kamap klin gen long olgeta sin we ol manmeri i bin mekim.</w:t>
+      </w:r>
+    </w:p>
+    <w:p>
+      <w:pPr/>
+      <w:r>
+        <w:rPr>
+          <w:lang w:val="png_PG" w:bidi="png_PG"/>
+        </w:rPr>
+      </w:r>
+      <w:r>
+        <w:rPr>
+          <w:lang w:val="png_PG" w:bidi="png_PG"/>
+        </w:rPr>
+        <w:t xml:space="preserve">Tempel em i sanap insait long Jerusalem, nambawan impoten siti bilong Israel. Ol Ju o Judaman i save travel i go long Jerusalem long amamasim ol impoten festivel na kastom wok insait long tempel. Long taim bilong Jisas, i gat moa long wanpela autsait eria bilong tempel. Sapos yu wanpela </w:t>
+      </w:r>
+      <w:r>
+        <w:rPr>
+          <w:b/>
+          <w:lang w:val="png_PG" w:bidi="png_PG"/>
+        </w:rPr>
+        <w:t>man o meri long narapela ples</w:t>
+      </w:r>
+      <w:r>
+        <w:rPr>
+          <w:lang w:val="png_PG" w:bidi="png_PG"/>
+        </w:rPr>
+        <w:t xml:space="preserve"> na yu kam visitim tempel, yu ken kam inap long banis we i autsait tru long autsait eria bilong tempel. Ol Ju </w:t>
+      </w:r>
+      <w:r>
+        <w:rPr>
+          <w:b/>
+          <w:lang w:val="png_PG" w:bidi="png_PG"/>
+        </w:rPr>
+        <w:t>meri</w:t>
+      </w:r>
+      <w:r>
+        <w:rPr>
+          <w:lang w:val="png_PG" w:bidi="png_PG"/>
+        </w:rPr>
+        <w:t xml:space="preserve"> em ol i ken go insait long neks autsait eria we i no autsait tru. Ol Ju </w:t>
+      </w:r>
+      <w:r>
+        <w:rPr>
+          <w:b/>
+          <w:lang w:val="png_PG" w:bidi="png_PG"/>
+        </w:rPr>
+        <w:t>man</w:t>
+      </w:r>
+      <w:r>
+        <w:rPr>
+          <w:lang w:val="png_PG" w:bidi="png_PG"/>
+        </w:rPr>
+        <w:t xml:space="preserve"> em ol i ken go long autsait eria we i abrusim eria bilong ol meri na klostu moa long tempel. Ol pris tasol i ken go insait long eria we ol i save mekim ol sekrifais long en. Insait long Olpela Testamen, yumi no inap long painim ol dispela rul bilong ol eria bilong tempel. Dispela em ol rul we ol Ju, ol yet i bin mekim.</w:t>
+      </w:r>
+    </w:p>
+    <w:p>
+      <w:pPr/>
+      <w:r>
+        <w:rPr>
+          <w:lang w:val="png_PG" w:bidi="png_PG"/>
+        </w:rPr>
+      </w:r>
+      <w:r>
+        <w:rPr>
+          <w:lang w:val="png_PG" w:bidi="png_PG"/>
+        </w:rPr>
+        <w:t xml:space="preserve">Tasol insait long Olpela Testamen, </w:t>
+      </w:r>
+      <w:r>
+        <w:rPr>
+          <w:b/>
+          <w:lang w:val="png_PG" w:bidi="png_PG"/>
+        </w:rPr>
+        <w:t>ol pris</w:t>
+      </w:r>
+      <w:r>
+        <w:rPr>
+          <w:lang w:val="png_PG" w:bidi="png_PG"/>
+        </w:rPr>
+        <w:t xml:space="preserve"> tasol i ken go insait long tempel, na ol hai pris tasol i ken go baksait long ol hevi keten long Holi Ples Tru. Dispela olgeta samting i soim ol manmeri hau God em i Holi, na hau em i narakain na hau em i seperet long ol manmeri. Taim Jisas i dai long </w:t>
+      </w:r>
+      <w:r>
+        <w:rPr>
+          <w:lang w:val="png_PG" w:bidi="png_PG"/>
+        </w:rPr>
+        <w:t>diwai kros</w:t>
+      </w:r>
+      <w:r>
+        <w:rPr>
+          <w:lang w:val="png_PG" w:bidi="png_PG"/>
+        </w:rPr>
+        <w:t>, wanpela narapela kain samting i kamap insait long tempel. Buk bilong Matyu i tokim yumi olsem keten bilong tempel em i bin bruk namel-stat long antap na i kam daun! Dispela em i soim yumi olsem bikos long dai bilong Jisas, dispela seperesen namel long God na ol manmeri em i pinis. Sekrifais bilong Jisas i mekim ol manmeri i ken nau kam long God na ol i no ken pret o tingting tupela.</w:t>
+      </w:r>
+    </w:p>
+    <w:p>
+      <w:pPr/>
+      <w:r>
+        <w:rPr>
+          <w:lang w:val="png_PG" w:bidi="png_PG"/>
+        </w:rPr>
+      </w:r>
+      <w:r>
+        <w:rPr>
+          <w:lang w:val="png_PG" w:bidi="png_PG"/>
+        </w:rPr>
+        <w:t>Kain olsem 40 yia bihain long Jisas i go bek long heven, ol Rom i bagarapim dispela tempel. Ol Ju i rebel agensim ol Rom, husat i bin rulim ol, na bikos long dispela ol Rom i kukim Jerusalem na bagarapim tempel olgeta. Bihain long dispela, ol Ju i no bin inap long bildim tempel bek gen.</w:t>
+      </w:r>
+    </w:p>
+    <w:p>
+      <w:pPr/>
+      <w:r>
+        <w:rPr>
+          <w:lang w:val="png_PG" w:bidi="png_PG"/>
+        </w:rPr>
+      </w:r>
+      <w:r>
+        <w:rPr>
+          <w:lang w:val="png_PG" w:bidi="png_PG"/>
+        </w:rPr>
+        <w:t xml:space="preserve">Pol insait long leta bilong em i tokim ol manmeri olsem </w:t>
+      </w:r>
+      <w:r>
+        <w:rPr>
+          <w:lang w:val="png_PG" w:bidi="png_PG"/>
+        </w:rPr>
+        <w:t>sios</w:t>
+      </w:r>
+      <w:r>
+        <w:rPr>
+          <w:lang w:val="png_PG" w:bidi="png_PG"/>
+        </w:rPr>
+        <w:t xml:space="preserve">, </w:t>
+      </w:r>
+      <w:r>
+        <w:rPr>
+          <w:lang w:val="png_PG" w:bidi="png_PG"/>
+        </w:rPr>
+        <w:t>ol biliva o bilipmanmeri</w:t>
+      </w:r>
+      <w:r>
+        <w:rPr>
+          <w:lang w:val="png_PG" w:bidi="png_PG"/>
+        </w:rPr>
+        <w:t xml:space="preserve"> i stap insait long Jisas, na nau ol i tempel bilong God. Ol komyuniti bilong ol biliva em dispela ples we God i stap long graun, na ples we ol manmeri i ken bungim God.</w:t>
+      </w:r>
+    </w:p>
+    <w:p>
+      <w:pPr/>
+      <w:r>
+        <w:rPr>
+          <w:lang w:val="png_PG" w:bidi="png_PG"/>
+        </w:rPr>
+      </w:r>
+      <w:r>
+        <w:rPr>
+          <w:lang w:val="png_PG" w:bidi="png_PG"/>
+        </w:rPr>
+        <w:t>Insait long buk bilong Revelesen o Kamapim Tok Hait, yumi harim olsem taim Jisas bai kam bek long rulim graun, bai i no gat narapela tempel. I bai no gat nid long wanpela tempel, bikos God bai stap namel long ol manmeri-na i no gat seperesen!</w:t>
+      </w:r>
+    </w:p>
+    <w:p>
+      <w:pPr/>
+      <w:r>
+        <w:rPr>
+          <w:lang w:val="png_PG" w:bidi="png_PG"/>
+        </w:rPr>
+      </w:r>
+      <w:r>
+        <w:rPr>
+          <w:lang w:val="png_PG" w:bidi="png_PG"/>
+        </w:rPr>
+        <w:t>Yumi painim ol narapela hap tok insait long Baibel we ol raita i yusim long tempel, kain olsem:</w:t>
+      </w:r>
+    </w:p>
+    <w:p>
+      <w:pPr/>
+      <w:r>
+        <w:rPr>
+          <w:lang w:val="png_PG" w:bidi="png_PG"/>
+        </w:rPr>
+      </w:r>
+      <w:r>
+        <w:rPr>
+          <w:lang w:val="png_PG" w:bidi="png_PG"/>
+        </w:rPr>
+        <w:t xml:space="preserve">Baibel i stori tu olsem sampela tempel em ol i dediketim i go long ol god we ol narapela manmeri i save wosipim, kain olsem tempel bilong Daogon long buk bilong ol Jas o tempel bilong Atemis long buk bilong Ekts o Wok Bilong Ol Aposel. Ol dispela tempel em ol i narakain tru long tempel insait long Jerusalem na olgeta taim ol i gat wanpela </w:t>
+      </w:r>
+      <w:r>
+        <w:rPr>
+          <w:lang w:val="png_PG" w:bidi="png_PG"/>
+        </w:rPr>
+        <w:t>aidol</w:t>
+      </w:r>
+      <w:r>
+        <w:rPr>
+          <w:lang w:val="png_PG" w:bidi="png_PG"/>
+        </w:rPr>
+        <w:t>, wanpela stetyu bilong ol dispela god. Tempel bilong God em i no gat wanpela stetyu, bikos God i tok tambu long ol manmeri long mekim wanpela imij bilong God.</w:t>
+      </w:r>
+    </w:p>
+    <w:p>
+      <w:pPr/>
+      <w:r>
+        <w:rPr>
+          <w:lang w:val="png_PG" w:bidi="png_PG"/>
+        </w:rPr>
+      </w:r>
+      <w:r>
+        <w:rPr>
+          <w:b/>
+          <w:lang w:val="png_PG" w:bidi="png_PG"/>
+        </w:rPr>
+        <w:t>Taim yu trensletim "tempel", yu mas lukaut long ol dispela samting:</w:t>
+      </w:r>
+    </w:p>
+    <w:p>
+      <w:pPr/>
+      <w:r>
+        <w:rPr>
+          <w:lang w:val="png_PG" w:bidi="png_PG"/>
+        </w:rPr>
+      </w:r>
+      <w:r>
+        <w:rPr>
+          <w:lang w:val="png_PG" w:bidi="png_PG"/>
+        </w:rPr>
+        <w:t>Tok ples bilong yu i ken gat wanpela wod we ol manmeri i save yusim long ples bilong wosip na dispela ples em ol i dediketim long wanpela god insait long kalsa bilong yu. Dispela wod em i no raitpela wod bilong tempel insait long Baibel, yu ken yusim sapos yu givim sampela eksplenesen long wanem samting i narakain long tempel bilong God na dispela tempel. Ating yu ken tok "tempel bilong God" long mekim klia olsem em i narakain long ol tempel insait long komyuniti bilong yu.</w:t>
+      </w:r>
+    </w:p>
+    <w:p>
+      <w:pPr/>
+      <w:r>
+        <w:rPr>
+          <w:lang w:val="png_PG" w:bidi="png_PG"/>
+        </w:rPr>
+      </w:r>
+      <w:r>
+        <w:rPr>
+          <w:lang w:val="png_PG" w:bidi="png_PG"/>
+        </w:rPr>
+        <w:t>Ol narapela nem we yu ken yusim long tempel em:</w:t>
+      </w:r>
+    </w:p>
+    <w:p>
+      <w:pPr/>
+      <w:r>
+        <w:rPr>
+          <w:lang w:val="png_PG" w:bidi="png_PG"/>
+        </w:rPr>
+      </w:r>
+      <w:r>
+        <w:rPr>
+          <w:lang w:val="png_PG" w:bidi="png_PG"/>
+        </w:rPr>
+        <w:t xml:space="preserve">Tingim olsem yu bai nidim tu wanpela narapela wod bilong </w:t>
+      </w:r>
+      <w:r>
+        <w:rPr>
+          <w:lang w:val="png_PG" w:bidi="png_PG"/>
+        </w:rPr>
+        <w:t>tabanakel</w:t>
+      </w:r>
+      <w:r>
+        <w:rPr>
+          <w:lang w:val="png_PG" w:bidi="png_PG"/>
+        </w:rPr>
+        <w:t>.</w:t>
+      </w:r>
+    </w:p>
+    <w:p>
+      <w:pPr/>
+      <w:r>
+        <w:rPr>
+          <w:lang w:val="png_PG" w:bidi="png_PG"/>
+        </w:rPr>
+      </w:r>
+      <w:r>
+        <w:rPr>
+          <w:lang w:val="png_PG" w:bidi="png_PG"/>
+        </w:rPr>
+        <w:t xml:space="preserve">Na tu, yu mas lukaut olsem ol manmeri i no paulim wod we yu bin makim o yusim long </w:t>
+      </w:r>
+      <w:r>
+        <w:rPr>
+          <w:lang w:val="png_PG" w:bidi="png_PG"/>
+        </w:rPr>
+        <w:t>sinagog</w:t>
+      </w:r>
+      <w:r>
+        <w:rPr>
+          <w:lang w:val="png_PG" w:bidi="png_PG"/>
+        </w:rPr>
+        <w:t>. Wanpela sinagog em i wanpela ples we ol Judaman o ol Ju i save bung long prea na stadim tok bilong God. Ol manmeri i no save ofarim ol sekrifais insait long wanpela sinagog. I gat planti sinagog, tasol i gat wanpela tempel tasol.</w:t>
+      </w:r>
+      <w:r>
+        <w:rPr>
+          <w:lang w:val="png_PG" w:bidi="png_PG"/>
+        </w:rPr>
+      </w:r>
+      <w:r>
+        <w:rPr>
+          <w:lang w:val="png_PG" w:bidi="png_PG"/>
+        </w:rPr>
+      </w:r>
+    </w:p>
+    <w:p>
+      <w:pPr/>
+      <w:r>
+        <w:rPr>
+          <w:lang w:val="png_PG" w:bidi="png_PG"/>
+        </w:rPr>
+      </w:r>
+    </w:p>
+    <w:p>
+      <w:pPr>
+        <w:pStyle w:val="Heading2"/>
+      </w:pPr>
+      <w:r>
+        <w:rPr>
+          <w:lang w:val="png_PG" w:bidi="png_PG"/>
+        </w:rPr>
+        <w:t>tenants</w:t>
+      </w:r>
+      <w:r>
+        <w:rPr>
+          <w:lang w:val="png_PG" w:bidi="png_PG"/>
+        </w:rPr>
+      </w:r>
+    </w:p>
+    <w:p>
+      <w:pPr/>
+      <w:r>
+        <w:rPr>
+          <w:lang w:val="png_PG" w:bidi="png_PG"/>
+        </w:rPr>
+      </w:r>
+      <w:r>
+        <w:rPr>
+          <w:b/>
+          <w:lang w:val="png_PG" w:bidi="png_PG"/>
+        </w:rPr>
+        <w:t>Ol tenent o wasman bilong banis</w:t>
+      </w:r>
+      <w:r>
+        <w:rPr>
+          <w:lang w:val="png_PG" w:bidi="png_PG"/>
+        </w:rPr>
+        <w:t xml:space="preserve"> em ol manmeri husat i save lukautim graun o fild bilong wanpela owna o papa graun husat i no save stap long propeti bilong em. Ol tenent o wasman bilong banis i save givim pat bilong havest long fild o gaden i go long ol owna olsem pemen bilong yusim dispela propeti.</w:t>
+      </w:r>
+      <w:r>
+        <w:rPr>
+          <w:lang w:val="png_PG" w:bidi="png_PG"/>
+        </w:rPr>
+      </w:r>
+      <w:r>
+        <w:rPr>
+          <w:lang w:val="png_PG" w:bidi="png_PG"/>
+        </w:rPr>
+      </w:r>
+    </w:p>
+    <w:p>
+      <w:pPr/>
+      <w:r>
+        <w:rPr>
+          <w:lang w:val="png_PG" w:bidi="png_PG"/>
+        </w:rPr>
+      </w:r>
+    </w:p>
+    <w:p>
+      <w:pPr>
+        <w:pStyle w:val="Heading2"/>
+      </w:pPr>
+      <w:r>
+        <w:rPr>
+          <w:lang w:val="png_PG" w:bidi="png_PG"/>
+        </w:rPr>
+        <w:t>testimony</w:t>
+      </w:r>
+      <w:r>
+        <w:rPr>
+          <w:lang w:val="png_PG" w:bidi="png_PG"/>
+        </w:rPr>
+      </w:r>
+    </w:p>
+    <w:p>
+      <w:pPr/>
+      <w:r>
+        <w:rPr>
+          <w:lang w:val="png_PG" w:bidi="png_PG"/>
+        </w:rPr>
+      </w:r>
+      <w:r>
+        <w:rPr>
+          <w:lang w:val="png_PG" w:bidi="png_PG"/>
+        </w:rPr>
+        <w:t xml:space="preserve">Taim wanpela man o meri i givim wanpela </w:t>
+      </w:r>
+      <w:r>
+        <w:rPr>
+          <w:b/>
+          <w:lang w:val="png_PG" w:bidi="png_PG"/>
+        </w:rPr>
+        <w:t>testimoni</w:t>
+      </w:r>
+      <w:r>
+        <w:rPr>
+          <w:lang w:val="png_PG" w:bidi="png_PG"/>
+        </w:rPr>
+        <w:t>, dispela em i min olsem ol i wok long tokaut long wanpela samting we ol i save olsem em i tru.</w:t>
+      </w:r>
+    </w:p>
+    <w:p>
+      <w:pPr/>
+      <w:r>
+        <w:rPr>
+          <w:lang w:val="png_PG" w:bidi="png_PG"/>
+        </w:rPr>
+      </w:r>
+      <w:r>
+        <w:rPr>
+          <w:lang w:val="png_PG" w:bidi="png_PG"/>
+        </w:rPr>
+        <w:t>Wanpela man o meri husat i givim wanpela testimoni em i wanpela man o meri husat i save testifai. Eksampel, bihain long Jisas i dai na kamap laip gen, planti manmeri i bin lukim Jisas. Ol i ken testifai o tokaut long ol narapela manmeri olsem Jisas tru tru i stap laip. Ol i save olsem dispela em i tru, bikos ol i bin lukim Jisas long ai bilong ol yet. Ol manmeri husat i bilip olsem wanem samting ol folowa bilong Jisas i tok em i tru em ol i bilipim testimoni bilong ol folowa.</w:t>
+      </w:r>
+    </w:p>
+    <w:p>
+      <w:pPr/>
+      <w:r>
+        <w:rPr>
+          <w:lang w:val="png_PG" w:bidi="png_PG"/>
+        </w:rPr>
+      </w:r>
+      <w:r>
+        <w:rPr>
+          <w:lang w:val="png_PG" w:bidi="png_PG"/>
+        </w:rPr>
+        <w:t>Wanpela objek o samting em tu em i ken stap olsem wanpela testimoni. Wanpela objek em i ken pruvim long ol manmeri olsem wanpela samting em i tru, o em i ken mekim ol manmeri i tingim olsem wanpela samting i tru. Eksampel, insait long Olpela Testamen, ol manmeri i bin kolim ol ston teblet wantaim lo bilong God olsem "testimoni." Dispela lo i pruvim olsem God na ol manmeri bilong Israel i gat wanpela kavanen, o wanpela spesel rilesensip. Ol manmeri sampela taim i save kolim Ak bilong Kavanen o Bokis Kontrak olsem Bokis bilong Testimoni, bikos dispela ak o bokis i soim ol manmeri bilong Israel wanpela samting we i tru long God-na em i olsem God olgeta taim i save stap wantaim ol.</w:t>
+      </w:r>
+      <w:r>
+        <w:rPr>
+          <w:lang w:val="png_PG" w:bidi="png_PG"/>
+        </w:rPr>
+      </w:r>
+      <w:r>
+        <w:rPr>
+          <w:lang w:val="png_PG" w:bidi="png_PG"/>
+        </w:rPr>
+      </w:r>
+    </w:p>
+    <w:p>
+      <w:pPr/>
+      <w:r>
+        <w:rPr>
+          <w:lang w:val="png_PG" w:bidi="png_PG"/>
+        </w:rPr>
+      </w:r>
+    </w:p>
+    <w:p>
+      <w:pPr>
+        <w:pStyle w:val="Heading2"/>
+      </w:pPr>
+      <w:r>
+        <w:rPr>
+          <w:lang w:val="png_PG" w:bidi="png_PG"/>
+        </w:rPr>
+        <w:t>tithe</w:t>
+      </w:r>
+      <w:r>
+        <w:rPr>
+          <w:lang w:val="png_PG" w:bidi="png_PG"/>
+        </w:rPr>
+      </w:r>
+    </w:p>
+    <w:p>
+      <w:pPr/>
+      <w:r>
+        <w:rPr>
+          <w:lang w:val="png_PG" w:bidi="png_PG"/>
+        </w:rPr>
+      </w:r>
+      <w:r>
+        <w:rPr>
+          <w:lang w:val="png_PG" w:bidi="png_PG"/>
+        </w:rPr>
+        <w:t xml:space="preserve">Taim ol manmeri i givim </w:t>
+      </w:r>
+      <w:r>
+        <w:rPr>
+          <w:b/>
+          <w:lang w:val="png_PG" w:bidi="png_PG"/>
+        </w:rPr>
+        <w:t>ol tait</w:t>
+      </w:r>
+      <w:r>
+        <w:rPr>
+          <w:lang w:val="png_PG" w:bidi="png_PG"/>
+        </w:rPr>
+        <w:t xml:space="preserve">, ol i wok long givim wanpela hap bilong ten bilong ol mani we ol i mekim i go long God. God i bin tokim </w:t>
+      </w:r>
+      <w:r>
+        <w:rPr>
+          <w:lang w:val="png_PG" w:bidi="png_PG"/>
+        </w:rPr>
         <w:t>ol Israel</w:t>
       </w:r>
       <w:r>
         <w:rPr>
           <w:lang w:val="png_PG" w:bidi="png_PG"/>
         </w:rPr>
-        <w:t xml:space="preserve"> i save wosipim God long en. Wanpela narapela nem bilong tabenakel em i "tent bilong miting," bikos dispela tent em i wanpela ples we ol Israel i ken bungim God.</w:t>
-      </w:r>
-    </w:p>
-    <w:p>
-      <w:pPr/>
-      <w:r>
-        <w:rPr>
-          <w:lang w:val="png_PG" w:bidi="png_PG"/>
-        </w:rPr>
-      </w:r>
-      <w:r>
-        <w:rPr>
-          <w:lang w:val="png_PG" w:bidi="png_PG"/>
-        </w:rPr>
-        <w:t xml:space="preserve">Planti tausen yia bipo long Jisas i bon, God i bin mekim ol tumbuna bilong </w:t>
-      </w:r>
-      <w:hyperlink r:id="rId13">
-        <w:r>
-          <w:rPr>
-            <w:lang w:val="png_PG" w:bidi="png_PG"/>
-          </w:rPr>
-          <w:rPr>
-            <w:color w:val="0000EE"/>
-            <w:u w:val="single"/>
-          </w:rPr>
-          <w:t>Abraham</w:t>
-        </w:r>
-      </w:hyperlink>
-      <w:r>
-        <w:rPr>
-          <w:lang w:val="png_PG" w:bidi="png_PG"/>
-        </w:rPr>
-        <w:t xml:space="preserve">, ol Israel, i kamap fri long wokboi nating insait long Ijip. Lida bilong ol Israel em i bin Moses. God i bin givim Moses ol instraksen long wanem em i raitpela we bilong ol Israel long </w:t>
-      </w:r>
-      <w:hyperlink r:id="rId14">
-        <w:r>
-          <w:rPr>
-            <w:lang w:val="png_PG" w:bidi="png_PG"/>
-          </w:rPr>
-          <w:rPr>
-            <w:color w:val="0000EE"/>
-            <w:u w:val="single"/>
-          </w:rPr>
-          <w:t>wosipim</w:t>
-        </w:r>
-      </w:hyperlink>
-      <w:r>
-        <w:rPr>
-          <w:lang w:val="png_PG" w:bidi="png_PG"/>
-        </w:rPr>
-        <w:t xml:space="preserve"> God. Bikos God em i </w:t>
-      </w:r>
-      <w:hyperlink r:id="rId15">
-        <w:r>
-          <w:rPr>
-            <w:lang w:val="png_PG" w:bidi="png_PG"/>
-          </w:rPr>
-          <w:rPr>
-            <w:color w:val="0000EE"/>
-            <w:u w:val="single"/>
-          </w:rPr>
-          <w:t>holi</w:t>
-        </w:r>
-      </w:hyperlink>
-      <w:r>
-        <w:rPr>
-          <w:lang w:val="png_PG" w:bidi="png_PG"/>
-        </w:rPr>
-        <w:t xml:space="preserve">, na ol manmeri ol i </w:t>
+        <w:t xml:space="preserve"> olsem wanpela hap bilong ten bilong olgeta samting bilong ol em i bilong </w:t>
+      </w:r>
+      <w:r>
+        <w:rPr>
+          <w:lang w:val="png_PG" w:bidi="png_PG"/>
+        </w:rPr>
+        <w:t>God</w:t>
+      </w:r>
+      <w:r>
+        <w:rPr>
+          <w:lang w:val="png_PG" w:bidi="png_PG"/>
+        </w:rPr>
+        <w:t xml:space="preserve">. Dispela em i toktok long ol samting kain olsem ol havest bilong prut na grein, wain, oil, na ol animal. Wanpela ten bilong ol animal o havest bilong wanpela man o meri em i min olsem, eksampel, sapos wanpela man o meri i gat tenpela kau, wanpela bilong ol em i bilong God. Sapos ol i gat 100 kau, tenpela bilong ol em i bilong God! Sapos ol i gat 10-pela basket bilong grein, wanpela basket bilong grein em i bilong God. Ol Israel i bin givim dispela hap bilong havest bilong ol na ol animal bilong ol i go long ol wok i save kamap insait long </w:t>
+      </w:r>
+      <w:r>
+        <w:rPr>
+          <w:lang w:val="png_PG" w:bidi="png_PG"/>
+        </w:rPr>
+        <w:t>tempel</w:t>
+      </w:r>
+      <w:r>
+        <w:rPr>
+          <w:lang w:val="png_PG" w:bidi="png_PG"/>
+        </w:rPr>
+        <w:t xml:space="preserve"> bilong God. God i bin tok olsem </w:t>
+      </w:r>
+      <w:r>
+        <w:rPr>
+          <w:lang w:val="png_PG" w:bidi="png_PG"/>
+        </w:rPr>
+        <w:t>ol pris</w:t>
+      </w:r>
+      <w:r>
+        <w:rPr>
+          <w:lang w:val="png_PG" w:bidi="png_PG"/>
+        </w:rPr>
+        <w:t xml:space="preserve"> na </w:t>
+      </w:r>
+      <w:r>
+        <w:rPr>
+          <w:lang w:val="png_PG" w:bidi="png_PG"/>
+        </w:rPr>
+        <w:t>ol Livai</w:t>
+      </w:r>
+      <w:r>
+        <w:rPr>
+          <w:lang w:val="png_PG" w:bidi="png_PG"/>
+        </w:rPr>
+        <w:t>, husat em ol man husat i save lukautim tempel, i mas yusim ol dispela samting long sapotim ol yet, bikos ol i no gat ol graun o gaden na animal bilong ol yet. Taim ol manmeri i givim ol tait, ol i wok long soim bel tenkyu bilong ol i go long God long givim ol olgeta samting we ol i nidim. Ol i wok long soim tu olsem ol i save olgeta samting i bilong God tasol.</w:t>
+      </w:r>
+      <w:r>
+        <w:rPr>
+          <w:lang w:val="png_PG" w:bidi="png_PG"/>
+        </w:rPr>
+      </w:r>
+      <w:r>
+        <w:rPr>
+          <w:lang w:val="png_PG" w:bidi="png_PG"/>
+        </w:rPr>
+      </w:r>
+    </w:p>
+    <w:p>
+      <w:pPr/>
+      <w:r>
+        <w:rPr>
+          <w:lang w:val="png_PG" w:bidi="png_PG"/>
+        </w:rPr>
+      </w:r>
+    </w:p>
+    <w:p>
+      <w:pPr>
+        <w:pStyle w:val="Heading2"/>
+      </w:pPr>
+      <w:r>
+        <w:rPr>
+          <w:lang w:val="png_PG" w:bidi="png_PG"/>
+        </w:rPr>
+        <w:t>tomb</w:t>
+      </w:r>
+      <w:r>
+        <w:rPr>
+          <w:lang w:val="png_PG" w:bidi="png_PG"/>
+        </w:rPr>
+      </w:r>
+    </w:p>
+    <w:p>
+      <w:pPr/>
+      <w:r>
+        <w:rPr>
+          <w:lang w:val="png_PG" w:bidi="png_PG"/>
+        </w:rPr>
+      </w:r>
+      <w:r>
+        <w:rPr>
+          <w:lang w:val="png_PG" w:bidi="png_PG"/>
+        </w:rPr>
+        <w:t xml:space="preserve">Wanpela </w:t>
       </w:r>
       <w:r>
         <w:rPr>
           <w:b/>
           <w:lang w:val="png_PG" w:bidi="png_PG"/>
         </w:rPr>
-        <w:t>pulap long sin</w:t>
-      </w:r>
-      <w:r>
-        <w:rPr>
-          <w:lang w:val="png_PG" w:bidi="png_PG"/>
-        </w:rPr>
-        <w:t xml:space="preserve">, ol manmeri i no inap kam long God nating. God i save les tru long sin, olsem na husat man o meri i kam stret long God, em ol i save dai. Tasol God i mekim isi long ol manmeri long kam long em taim ol i mekim </w:t>
+        <w:t>tumb o matmat</w:t>
+      </w:r>
+      <w:r>
+        <w:rPr>
+          <w:lang w:val="png_PG" w:bidi="png_PG"/>
+        </w:rPr>
+        <w:t xml:space="preserve"> em i nem bilong ples we ol manmeri i save planim wanpela daiman. Insait long Baibel, dispela em i ken wanpela netsurel keiv insait long wanpela ston, o em i ken wanpela hol we ol manmeri i katim long wanpela bikpela ston. Ol welti manmeri we i gat planti mani em ol i ken gat wanpela bikpela tumb we ol i kavim long bikpela ston na i gat planti dekoresen long en. Ol turangu manmeri we i no gat planti mani em ol i ken planim ol insait long wanpela netsurel keiv, o ol i ken planim ol tu insait long wesan.</w:t>
+      </w:r>
+    </w:p>
+    <w:p>
+      <w:pPr/>
+      <w:r>
+        <w:rPr>
+          <w:lang w:val="png_PG" w:bidi="png_PG"/>
+        </w:rPr>
+      </w:r>
+      <w:r>
+        <w:rPr>
+          <w:lang w:val="png_PG" w:bidi="png_PG"/>
+        </w:rPr>
+        <w:t>Ol manmeri i save pasim bodi bilong daiman insait long wanpela hap lapalp na putim em i go stret insait long wanpela tumb.</w:t>
+      </w:r>
+    </w:p>
+    <w:p>
+      <w:pPr/>
+      <w:r>
+        <w:rPr>
+          <w:lang w:val="png_PG" w:bidi="png_PG"/>
+        </w:rPr>
+      </w:r>
+      <w:r>
+        <w:rPr>
+          <w:lang w:val="png_PG" w:bidi="png_PG"/>
+        </w:rPr>
+        <w:t>Moa long wanpela man em ol i ken planim long wanpela taim insait long wanpela tumb. Wanpela famili em ol i ken gat wanpela tumb we ol i planim olgeta ol famili memba bilong ol we i dai. Insait long tumb em i ken gat ol self bilong ol kainkain bodi.</w:t>
+      </w:r>
+    </w:p>
+    <w:p>
+      <w:pPr/>
+      <w:r>
+        <w:rPr>
+          <w:lang w:val="png_PG" w:bidi="png_PG"/>
+        </w:rPr>
+      </w:r>
+      <w:r>
+        <w:rPr>
+          <w:lang w:val="png_PG" w:bidi="png_PG"/>
+        </w:rPr>
+        <w:t>Ol manmeri i save pasim maus bilong tumb wantaim ol liklik ston we ol i bungim i go antap, o wantaim wanpela bikpela hap fletpela ston. Dispela bikpela ston em i raunpela na bai ol manmeri i ken rolim em na rausim. Dispela bikpela ston em i save hevi tru na moa long wanpela man i save muvim na rausim.</w:t>
+      </w:r>
+      <w:r>
+        <w:rPr>
+          <w:lang w:val="png_PG" w:bidi="png_PG"/>
+        </w:rPr>
+      </w:r>
+      <w:r>
+        <w:rPr>
+          <w:lang w:val="png_PG" w:bidi="png_PG"/>
+        </w:rPr>
+      </w:r>
+    </w:p>
+    <w:p>
+      <w:pPr/>
+      <w:r>
+        <w:rPr>
+          <w:lang w:val="png_PG" w:bidi="png_PG"/>
+        </w:rPr>
+      </w:r>
+    </w:p>
+    <w:p>
+      <w:pPr>
+        <w:pStyle w:val="Heading2"/>
+      </w:pPr>
+      <w:r>
+        <w:rPr>
+          <w:lang w:val="png_PG" w:bidi="png_PG"/>
+        </w:rPr>
+        <w:t>tongues</w:t>
+      </w:r>
+      <w:r>
+        <w:rPr>
+          <w:lang w:val="png_PG" w:bidi="png_PG"/>
+        </w:rPr>
+      </w:r>
+    </w:p>
+    <w:p>
+      <w:pPr/>
+      <w:r>
+        <w:rPr>
+          <w:lang w:val="png_PG" w:bidi="png_PG"/>
+        </w:rPr>
+      </w:r>
+      <w:r>
+        <w:rPr>
+          <w:lang w:val="png_PG" w:bidi="png_PG"/>
+        </w:rPr>
+        <w:t xml:space="preserve">Insait long Baibel, dispela wod </w:t>
       </w:r>
       <w:r>
         <w:rPr>
           <w:b/>
           <w:lang w:val="png_PG" w:bidi="png_PG"/>
         </w:rPr>
-        <w:t>ol sekrifais</w:t>
-      </w:r>
-      <w:r>
-        <w:rPr>
-          <w:lang w:val="png_PG" w:bidi="png_PG"/>
-        </w:rPr>
-        <w:t xml:space="preserve"> na ol narapela pasin bilong mekim ol i </w:t>
+        <w:t>tang</w:t>
+      </w:r>
+      <w:r>
+        <w:rPr>
+          <w:lang w:val="png_PG" w:bidi="png_PG"/>
+        </w:rPr>
+        <w:t xml:space="preserve"> em ol i yusim olsem narapela wod bilong tok ples. Olsem na, ol manmeri we i save toktok long wanpela tang bilong narapela kantri, em ol manmeri i save toktok long wanpela tok ples we yu no andastendim.</w:t>
+      </w:r>
+    </w:p>
+    <w:p>
+      <w:pPr/>
+      <w:r>
+        <w:rPr>
+          <w:lang w:val="png_PG" w:bidi="png_PG"/>
+        </w:rPr>
+      </w:r>
+      <w:r>
+        <w:rPr>
+          <w:lang w:val="png_PG" w:bidi="png_PG"/>
+        </w:rPr>
+        <w:t xml:space="preserve">Tasol wanpela man o meri husat i toktok long "wanpela tang" o husat i save toktok "long ol tang", em i ken min olsem wanpela man o meri husat i gat wanpela spesel gift o presen bilong </w:t>
+      </w:r>
+      <w:r>
+        <w:rPr>
+          <w:lang w:val="png_PG" w:bidi="png_PG"/>
+        </w:rPr>
+        <w:t>Holi Spirit</w:t>
+      </w:r>
+      <w:r>
+        <w:rPr>
+          <w:lang w:val="png_PG" w:bidi="png_PG"/>
+        </w:rPr>
+        <w:t xml:space="preserve">. Taim ol manmeri i toktok insait long ol tang long dispela kain we, planti taim ol yet i no save long wanem samting ol i wok long tok. Holi Spirit i save mekim ol dispela manmeri i toktok long wanpela tok ples we ol yet i no save long en. Insait long dispela tok ples we ol i no save long en, ol manmeri i wok long preisim God o tokaut long sampela trupela samting long pasin bilong God. Sampela taim ol manmeri husat i putim yau na harim dispela em ol i inap long andastendim ol wod, sampela taim bikos ol i save long dispela tok ples, o sampela taim bikos Holi Spirit i givim ol dispela eksplenesen. Eksampel, taim Holi Spirit i kam long ol nupela </w:t>
+      </w:r>
+      <w:r>
+        <w:rPr>
+          <w:lang w:val="png_PG" w:bidi="png_PG"/>
+        </w:rPr>
+        <w:t>biliva</w:t>
+      </w:r>
+      <w:r>
+        <w:rPr>
+          <w:lang w:val="png_PG" w:bidi="png_PG"/>
+        </w:rPr>
+        <w:t xml:space="preserve"> long taim bilong Pentakos, ol manmeri i stat long toktok insait long ol tang. Ol biliva o bilipmanmeri husat i wok long toktok long ol dispela tok ples em ol yet i no andastendim ol dispela tok ples, tasol olgeta manmeri insait long kraud em ol i ken andastendim wanem samting ol biliva i wok long tok, manmeri ol manmeri insait long kraud i kam long kainkain hap bilong wol na i save yusim ol planti kainkain tok ples!</w:t>
+      </w:r>
+    </w:p>
+    <w:p>
+      <w:pPr/>
+      <w:r>
+        <w:rPr>
+          <w:lang w:val="png_PG" w:bidi="png_PG"/>
+        </w:rPr>
+      </w:r>
+      <w:r>
+        <w:rPr>
+          <w:lang w:val="png_PG" w:bidi="png_PG"/>
+        </w:rPr>
+        <w:t xml:space="preserve">Ol gift o presen bilong toktok long ol tang em i wanpela bilong ol gift we Holi Spirit i ken givim long ol biliva. Ol narapela gift em kain olsem gift bilong i gat spesel save, o wisdom o inap long mekim </w:t>
+      </w:r>
+      <w:r>
+        <w:rPr>
+          <w:lang w:val="png_PG" w:bidi="png_PG"/>
+        </w:rPr>
+        <w:t>ol mirakel</w:t>
+      </w:r>
+      <w:r>
+        <w:rPr>
+          <w:lang w:val="png_PG" w:bidi="png_PG"/>
+        </w:rPr>
+        <w:t>.</w:t>
+      </w:r>
+      <w:r>
+        <w:rPr>
+          <w:lang w:val="png_PG" w:bidi="png_PG"/>
+        </w:rPr>
+      </w:r>
+      <w:r>
+        <w:rPr>
+          <w:lang w:val="png_PG" w:bidi="png_PG"/>
+        </w:rPr>
+      </w:r>
+    </w:p>
+    <w:p>
+      <w:pPr/>
+      <w:r>
+        <w:rPr>
+          <w:lang w:val="png_PG" w:bidi="png_PG"/>
+        </w:rPr>
+      </w:r>
+    </w:p>
+    <w:p>
+      <w:pPr>
+        <w:pStyle w:val="Heading2"/>
+      </w:pPr>
+      <w:r>
+        <w:rPr>
+          <w:lang w:val="png_PG" w:bidi="png_PG"/>
+        </w:rPr>
+        <w:t>tunic</w:t>
+      </w:r>
+      <w:r>
+        <w:rPr>
+          <w:lang w:val="png_PG" w:bidi="png_PG"/>
+        </w:rPr>
+      </w:r>
+    </w:p>
+    <w:p>
+      <w:pPr/>
+      <w:r>
+        <w:rPr>
+          <w:lang w:val="png_PG" w:bidi="png_PG"/>
+        </w:rPr>
+      </w:r>
+      <w:r>
+        <w:rPr>
+          <w:lang w:val="png_PG" w:bidi="png_PG"/>
+        </w:rPr>
+        <w:t>t180 Tyunik</w:t>
+      </w:r>
+    </w:p>
+    <w:p>
+      <w:pPr/>
+      <w:r>
+        <w:rPr>
+          <w:lang w:val="png_PG" w:bidi="png_PG"/>
+        </w:rPr>
+      </w:r>
+      <w:r>
+        <w:rPr>
+          <w:lang w:val="png_PG" w:bidi="png_PG"/>
+        </w:rPr>
+        <w:t xml:space="preserve">Wanpela tyunik em i wanpela hap klos we ol man na meri wantaim i save werim. Em i wanpela siot we i save kamdaun long ni, o long engkel. Ol manmeri i ken mekim ol tyunik long ol wul o long linen. Ol manmeri planti taim ol i save werim wanpela weistben raunim weist bilong ol autsait long tyunik. Ol man i save putim ol bainat bilong ol insait long ol weistben bilong tyunik bilong ol. Ol manmeri i save werim wanpela tyunik aninit long autsait klos olsem </w:t>
       </w:r>
       <w:r>
         <w:rPr>
           <w:b/>
           <w:lang w:val="png_PG" w:bidi="png_PG"/>
         </w:rPr>
-        <w:t>klin</w:t>
-      </w:r>
-      <w:r>
-        <w:rPr>
-          <w:lang w:val="png_PG" w:bidi="png_PG"/>
-        </w:rPr>
-        <w:t>. Taim ol manmeri i bihainim ol kastom wok bilong mekim ol yet i kamap klin, dispela em i min olsem ol i kamap orait long ai bilong God.</w:t>
-      </w:r>
-    </w:p>
-    <w:p>
-      <w:pPr/>
-      <w:r>
-        <w:rPr>
-          <w:lang w:val="png_PG" w:bidi="png_PG"/>
-        </w:rPr>
-      </w:r>
-      <w:r>
-        <w:rPr>
-          <w:lang w:val="png_PG" w:bidi="png_PG"/>
-        </w:rPr>
-        <w:t>God i bin tokim Moses long mekim wanpela spesel tent we i bai stap olsem ples we ol manmeri bai bung wantaim God long seif we. Dispela em i tabenakel. Ol manmeri i bin wokim tabenakel wantaim ol fletpela plang we ol i karamapim wantaim gol. Long antap bilong kontraksen ol i putim ol naispela hap laplap. Taim ol manmeri i travel o muv, ol i rausim ol hap hap pat bilong tabenakel na karim ol dispela pat bilong tabenakel wantaim ol long solda bilong ol. Taim ol i go kamap long neks ples, ol i putim ol dispela pat i go bek gen.</w:t>
-      </w:r>
-    </w:p>
-    <w:p>
-      <w:pPr/>
-      <w:r>
-        <w:rPr>
-          <w:lang w:val="png_PG" w:bidi="png_PG"/>
-        </w:rPr>
+        <w:t>roub</w:t>
+      </w:r>
+      <w:r>
+        <w:rPr>
+          <w:lang w:val="png_PG" w:bidi="png_PG"/>
+        </w:rPr>
+        <w:t xml:space="preserve"> o </w:t>
       </w:r>
       <w:r>
         <w:rPr>
           <w:b/>
           <w:lang w:val="png_PG" w:bidi="png_PG"/>
         </w:rPr>
-        <w:t>Ol pris</w:t>
-      </w:r>
-      <w:r>
-        <w:rPr>
-          <w:lang w:val="png_PG" w:bidi="png_PG"/>
-        </w:rPr>
-        <w:t xml:space="preserve"> em ol spesel man husat i wok insait long tabenakel. Ol pris i mekim isi long ol manmeri long kam long ai bilong God na long i gat gutpela rilesensip wantaim God. Ol pris i mekim dispela taim ol i makim ol manmeri na ofaim ol sekrifais na taim ol i tisim ol manmeri hau long stap.</w:t>
-      </w:r>
-    </w:p>
-    <w:p>
-      <w:pPr/>
-      <w:r>
-        <w:rPr>
-          <w:lang w:val="png_PG" w:bidi="png_PG"/>
-        </w:rPr>
-      </w:r>
-      <w:r>
-        <w:rPr>
-          <w:lang w:val="png_PG" w:bidi="png_PG"/>
-        </w:rPr>
-        <w:t xml:space="preserve">Long fran bilong tabenakel em i wanpela autsait banis. Insait long dispela autsait banis em i wanpela </w:t>
-      </w:r>
-      <w:hyperlink r:id="rId16">
-        <w:r>
-          <w:rPr>
-            <w:lang w:val="png_PG" w:bidi="png_PG"/>
-          </w:rPr>
-          <w:rPr>
-            <w:color w:val="0000EE"/>
-            <w:u w:val="single"/>
-          </w:rPr>
-          <w:t>alta</w:t>
-        </w:r>
-      </w:hyperlink>
-      <w:r>
-        <w:rPr>
-          <w:lang w:val="png_PG" w:bidi="png_PG"/>
-        </w:rPr>
-        <w:t>, we i ples we ol pris i save bringim ol ofaring i go long God.</w:t>
-      </w:r>
-    </w:p>
-    <w:p>
-      <w:pPr/>
-      <w:r>
-        <w:rPr>
-          <w:lang w:val="png_PG" w:bidi="png_PG"/>
-        </w:rPr>
-      </w:r>
-      <w:r>
-        <w:rPr>
-          <w:lang w:val="png_PG" w:bidi="png_PG"/>
-        </w:rPr>
-        <w:t xml:space="preserve">Tabenakel em yet em ol i divaidim i go long tupela pat. Namba wan pat em ol i kolim "holi ples." Ol pris tasol i ken go insait long dispela ples. Insait long dispela ples i gat wanplea tebol wantaim 12-pela bret we ol pris i save senisim olgeta wik, wanpela </w:t>
-      </w:r>
-      <w:hyperlink r:id="rId17">
-        <w:r>
-          <w:rPr>
-            <w:lang w:val="png_PG" w:bidi="png_PG"/>
-          </w:rPr>
-          <w:rPr>
-            <w:color w:val="0000EE"/>
-            <w:u w:val="single"/>
-          </w:rPr>
-          <w:t>oil lam</w:t>
-        </w:r>
-      </w:hyperlink>
-      <w:r>
-        <w:rPr>
-          <w:lang w:val="png_PG" w:bidi="png_PG"/>
-        </w:rPr>
-        <w:t xml:space="preserve"> we ol i save mekim em i lait olgeta taim, na wanpela liklik alta we pris i save kukim ol spais i gat naispela smel antap long em. Olgeta ol dispela samting em ol simbol, o piksa we i gat bikpela mining moa. Ol pris i save kaikai ol dispela bret, ating dispela em i wanpela simbol olsem ol i kaikai wantaim God; na dispela i soim gutpela rilesensip we ol manmeri i ken gat wantaim God. Oil insait long Baibel, planti taim em i wanpela simbol bilong </w:t>
-      </w:r>
-      <w:hyperlink r:id="rId18">
-        <w:r>
-          <w:rPr>
-            <w:lang w:val="png_PG" w:bidi="png_PG"/>
-          </w:rPr>
-          <w:rPr>
-            <w:color w:val="0000EE"/>
-            <w:u w:val="single"/>
-          </w:rPr>
-          <w:t>Holi Spirit</w:t>
-        </w:r>
-      </w:hyperlink>
-      <w:r>
-        <w:rPr>
-          <w:lang w:val="png_PG" w:bidi="png_PG"/>
-        </w:rPr>
-        <w:t>, na em i simbol bilong pawa bilong God. Oil lam em i simbol bilong God i stap wantaim ol manmeri. Na ol spais i gat naispela smel em ol i bin wanpela simbol bilong ol</w:t>
-      </w:r>
-      <w:r>
-        <w:rPr>
-          <w:b/>
-          <w:lang w:val="png_PG" w:bidi="png_PG"/>
-        </w:rPr>
-        <w:t>prea</w:t>
-      </w:r>
-      <w:r>
-        <w:rPr>
-          <w:lang w:val="png_PG" w:bidi="png_PG"/>
-        </w:rPr>
-        <w:t xml:space="preserve"> we ol manmeri i bin mekim i go long God.</w:t>
-      </w:r>
-    </w:p>
-    <w:p>
-      <w:pPr/>
-      <w:r>
-        <w:rPr>
-          <w:lang w:val="png_PG" w:bidi="png_PG"/>
-        </w:rPr>
-      </w:r>
-      <w:r>
-        <w:rPr>
-          <w:lang w:val="png_PG" w:bidi="png_PG"/>
-        </w:rPr>
-        <w:t xml:space="preserve">Long arere bilong holi ples em ol i hangamapim wanpela hevipela keten. Bihain long dispela keten em i "holi ples tru." Insait long holi ples tru em ak bilong kavanen o bokis kontrak i sanap i stap. Dispela em i wanpela bokis ol i wokim long plang na ol i karamapim olgeta hap bilong em wantaim gol, insait na autsait wantaim. Long antap bilong dispela bokis em tupela enjel we i gat wing i stap na tupela i makim wanpela spesel kain </w:t>
-      </w:r>
-      <w:hyperlink r:id="rId19">
-        <w:r>
-          <w:rPr>
-            <w:lang w:val="png_PG" w:bidi="png_PG"/>
-          </w:rPr>
-          <w:rPr>
-            <w:color w:val="0000EE"/>
-            <w:u w:val="single"/>
-          </w:rPr>
-          <w:t>enjel</w:t>
-        </w:r>
-      </w:hyperlink>
-      <w:r>
-        <w:rPr>
-          <w:lang w:val="png_PG" w:bidi="png_PG"/>
-        </w:rPr>
-        <w:t>. Dispela bokis i makim sia king bilong God.</w:t>
-      </w:r>
-    </w:p>
-    <w:p>
-      <w:pPr/>
-      <w:r>
-        <w:rPr>
-          <w:lang w:val="png_PG" w:bidi="png_PG"/>
-        </w:rPr>
-      </w:r>
-      <w:r>
-        <w:rPr>
-          <w:lang w:val="png_PG" w:bidi="png_PG"/>
-        </w:rPr>
-        <w:t xml:space="preserve">Dispela em i holi ples tru, bikos God em yet i stap long dispela ples. </w:t>
-      </w:r>
-      <w:hyperlink r:id="rId20">
-        <w:r>
-          <w:rPr>
-            <w:lang w:val="png_PG" w:bidi="png_PG"/>
-          </w:rPr>
-          <w:rPr>
-            <w:color w:val="0000EE"/>
-            <w:u w:val="single"/>
-          </w:rPr>
-          <w:t>Hai pris</w:t>
-        </w:r>
-      </w:hyperlink>
-      <w:r>
-        <w:rPr>
-          <w:lang w:val="png_PG" w:bidi="png_PG"/>
-        </w:rPr>
-        <w:t xml:space="preserve"> tasol-husat em i nambawan impoten pris-em i ken go insait long dispela ples, na em i ken go insait long wanpela taim tasol long wanpela yia. Hai pris em i save go insait long "de bilong atonmen"-dispela bikpela de bilong </w:t>
-      </w:r>
-      <w:hyperlink r:id="rId21">
-        <w:r>
-          <w:rPr>
-            <w:lang w:val="png_PG" w:bidi="png_PG"/>
-          </w:rPr>
-          <w:rPr>
-            <w:color w:val="0000EE"/>
-            <w:u w:val="single"/>
-          </w:rPr>
-          <w:t>fogivnes o lusim rong</w:t>
-        </w:r>
-      </w:hyperlink>
-      <w:r>
-        <w:rPr>
-          <w:lang w:val="png_PG" w:bidi="png_PG"/>
-        </w:rPr>
-        <w:t>. Maski ol Israel i bin askim God long fogivnes long ol sin bilong ol long olgeta de, wanpela taim long yia, hai pris i save askim fogivnes long olgeta sin we ol manmeri i no save na ol i bin mekim long yia i go pinis. Ol sin we ol manmeri i mekim i wokim na tabenakel i no klin, o i no fit long mekim wok bilong God. Wanpela bilong ol samting we hai pris i mekim long dispela bikpela de bilong fogivnes em long go long long holi ples tru na spredim blut antap long ak bilong kavanen o bokis kontrak. Dispela em i soim olsem tempel em i kamap klin gen long olgeta sin we ol manmeri i bin mekim.</w:t>
-      </w:r>
-    </w:p>
-    <w:p>
-      <w:pPr/>
-      <w:r>
-        <w:rPr>
-          <w:lang w:val="png_PG" w:bidi="png_PG"/>
-        </w:rPr>
-      </w:r>
-      <w:r>
-        <w:rPr>
-          <w:lang w:val="png_PG" w:bidi="png_PG"/>
-        </w:rPr>
-        <w:t xml:space="preserve">Longpela taim bihain, taim ol Israel i sindaun long graun, ol i senisim tabenakel wantaim wanpela pemenen bilding, dispela em </w:t>
-      </w:r>
-      <w:hyperlink r:id="rId22">
-        <w:r>
-          <w:rPr>
-            <w:lang w:val="png_PG" w:bidi="png_PG"/>
-          </w:rPr>
-          <w:rPr>
-            <w:color w:val="0000EE"/>
-            <w:u w:val="single"/>
-          </w:rPr>
-          <w:t>tempel</w:t>
-        </w:r>
-      </w:hyperlink>
-      <w:r>
-        <w:rPr>
-          <w:lang w:val="png_PG" w:bidi="png_PG"/>
-        </w:rPr>
-        <w:t>. Tempel em i bin gat seim wok olsem tabenakel i bin gat, na em i gat seim straksa wantaim banis autsait, wanpela holi ples, na wanpela holi ples tru.</w:t>
+        <w:t>klouk</w:t>
+      </w:r>
+      <w:r>
+        <w:rPr>
+          <w:lang w:val="png_PG" w:bidi="png_PG"/>
+        </w:rPr>
+        <w:t>.</w:t>
       </w:r>
       <w:r>
         <w:rPr>
@@ -609,528 +2336,41 @@
         <w:rPr>
           <w:lang w:val="png_PG" w:bidi="png_PG"/>
         </w:rPr>
-        <w:t>teacher</w:t>
-      </w:r>
-      <w:r>
-        <w:rPr>
-          <w:lang w:val="png_PG" w:bidi="png_PG"/>
-        </w:rPr>
-      </w:r>
-    </w:p>
-    <w:p>
-      <w:pPr/>
-      <w:r>
-        <w:rPr>
-          <w:lang w:val="png_PG" w:bidi="png_PG"/>
-        </w:rPr>
-      </w:r>
-      <w:r>
-        <w:rPr>
-          <w:lang w:val="png_PG" w:bidi="png_PG"/>
-        </w:rPr>
-        <w:t xml:space="preserve">Wanpela </w:t>
-      </w:r>
-      <w:r>
-        <w:rPr>
-          <w:b/>
-          <w:lang w:val="png_PG" w:bidi="png_PG"/>
-        </w:rPr>
-        <w:t>tisa</w:t>
-      </w:r>
-      <w:r>
-        <w:rPr>
-          <w:lang w:val="png_PG" w:bidi="png_PG"/>
-        </w:rPr>
-        <w:t xml:space="preserve"> insait long Baibel em olgeta taim wanpela </w:t>
-      </w:r>
-      <w:r>
-        <w:rPr>
-          <w:b/>
-          <w:lang w:val="png_PG" w:bidi="png_PG"/>
-        </w:rPr>
-        <w:t>tisa bilong lotu</w:t>
-      </w:r>
-      <w:r>
-        <w:rPr>
-          <w:lang w:val="png_PG" w:bidi="png_PG"/>
-        </w:rPr>
-        <w:t xml:space="preserve">: wanpela man o meri husat i save eksplenim </w:t>
-      </w:r>
-      <w:hyperlink r:id="rId23">
-        <w:r>
-          <w:rPr>
-            <w:lang w:val="png_PG" w:bidi="png_PG"/>
-          </w:rPr>
-          <w:rPr>
-            <w:color w:val="0000EE"/>
-            <w:u w:val="single"/>
-          </w:rPr>
-          <w:t>ol Skripsa</w:t>
-        </w:r>
-      </w:hyperlink>
-      <w:r>
-        <w:rPr>
-          <w:lang w:val="png_PG" w:bidi="png_PG"/>
-        </w:rPr>
-        <w:t xml:space="preserve"> i go long ol manmeri. Wod we ol manmeri i save yusim long wanpela kain tisa olsem em "</w:t>
-      </w:r>
-      <w:hyperlink r:id="rId24">
-        <w:r>
-          <w:rPr>
-            <w:lang w:val="png_PG" w:bidi="png_PG"/>
-          </w:rPr>
-          <w:rPr>
-            <w:color w:val="0000EE"/>
-            <w:u w:val="single"/>
-          </w:rPr>
-          <w:t>Rabai</w:t>
-        </w:r>
-      </w:hyperlink>
-      <w:r>
-        <w:rPr>
-          <w:lang w:val="png_PG" w:bidi="png_PG"/>
-        </w:rPr>
-        <w:t>," olsem na sampela trenslesen bai tok "tisa," na ol narapela trenslesen bai tok "Rabai."</w:t>
-      </w:r>
-    </w:p>
-    <w:p>
-      <w:pPr/>
-      <w:r>
-        <w:rPr>
-          <w:lang w:val="png_PG" w:bidi="png_PG"/>
-        </w:rPr>
-      </w:r>
-      <w:r>
-        <w:rPr>
-          <w:b/>
-          <w:lang w:val="png_PG" w:bidi="png_PG"/>
-        </w:rPr>
-        <w:t>Taim yu wok long trensletim "tisa", yu mas lukaut long ol dispela samting:</w:t>
-      </w:r>
-    </w:p>
-    <w:p>
-      <w:pPr/>
-      <w:r>
-        <w:rPr>
-          <w:lang w:val="png_PG" w:bidi="png_PG"/>
-        </w:rPr>
-      </w:r>
-      <w:r>
-        <w:rPr>
-          <w:lang w:val="png_PG" w:bidi="png_PG"/>
-        </w:rPr>
-        <w:t>Yu ken yusim wanpela wod o hap tok insait long tok ples bilong yu we i minim "tisa." Tasol dispela wod em i mas i no wanpela wod we ol i save yusim tasol long ol tisa bilong pikinini insait long wanpela skul.</w:t>
-      </w:r>
-      <w:r>
-        <w:rPr>
-          <w:lang w:val="png_PG" w:bidi="png_PG"/>
-        </w:rPr>
-      </w:r>
-      <w:r>
-        <w:rPr>
-          <w:lang w:val="png_PG" w:bidi="png_PG"/>
-        </w:rPr>
-      </w:r>
-    </w:p>
-    <w:p>
-      <w:pPr/>
-      <w:r>
-        <w:rPr>
-          <w:lang w:val="png_PG" w:bidi="png_PG"/>
-        </w:rPr>
-      </w:r>
-    </w:p>
-    <w:p>
-      <w:pPr>
-        <w:pStyle w:val="Heading2"/>
-      </w:pPr>
-      <w:r>
-        <w:rPr>
-          <w:lang w:val="png_PG" w:bidi="png_PG"/>
-        </w:rPr>
-        <w:t>teachers-of-the-law</w:t>
-      </w:r>
-      <w:r>
-        <w:rPr>
-          <w:lang w:val="png_PG" w:bidi="png_PG"/>
-        </w:rPr>
-      </w:r>
-    </w:p>
-    <w:p>
-      <w:pPr/>
-      <w:r>
-        <w:rPr>
-          <w:lang w:val="png_PG" w:bidi="png_PG"/>
-        </w:rPr>
-      </w:r>
-      <w:r>
-        <w:rPr>
-          <w:b/>
-          <w:lang w:val="png_PG" w:bidi="png_PG"/>
-        </w:rPr>
-        <w:t>Ol tisa bilong lo</w:t>
-      </w:r>
-      <w:r>
-        <w:rPr>
-          <w:lang w:val="png_PG" w:bidi="png_PG"/>
-        </w:rPr>
-        <w:t xml:space="preserve"> em i wanpela grup bilong ol lida bilong lotu na ol i saveman bilong lo bilong God.</w:t>
-      </w:r>
-    </w:p>
-    <w:p>
-      <w:pPr/>
-      <w:r>
-        <w:rPr>
-          <w:lang w:val="png_PG" w:bidi="png_PG"/>
-        </w:rPr>
-      </w:r>
-      <w:r>
-        <w:rPr>
-          <w:lang w:val="png_PG" w:bidi="png_PG"/>
-        </w:rPr>
-        <w:t xml:space="preserve">Dispela </w:t>
-      </w:r>
-      <w:hyperlink r:id="rId25">
-        <w:r>
-          <w:rPr>
-            <w:lang w:val="png_PG" w:bidi="png_PG"/>
-          </w:rPr>
-          <w:rPr>
-            <w:color w:val="0000EE"/>
-            <w:u w:val="single"/>
-          </w:rPr>
-          <w:t>lo</w:t>
-        </w:r>
-      </w:hyperlink>
-      <w:r>
-        <w:rPr>
-          <w:lang w:val="png_PG" w:bidi="png_PG"/>
-        </w:rPr>
-        <w:t xml:space="preserve"> em i minim ol set instraksen we God i bin givim long ol manmeri bilong </w:t>
-      </w:r>
-      <w:hyperlink r:id="rId26">
-        <w:r>
-          <w:rPr>
-            <w:lang w:val="png_PG" w:bidi="png_PG"/>
-          </w:rPr>
-          <w:rPr>
-            <w:color w:val="0000EE"/>
-            <w:u w:val="single"/>
-          </w:rPr>
-          <w:t>Israel</w:t>
-        </w:r>
-      </w:hyperlink>
-      <w:r>
-        <w:rPr>
-          <w:lang w:val="png_PG" w:bidi="png_PG"/>
-        </w:rPr>
-        <w:t xml:space="preserve"> insait long fest faivpela buk bilong Olpela Testamen, tasol ol tisa bilong lo i tisim tu olgeta </w:t>
-      </w:r>
-      <w:hyperlink r:id="rId23">
-        <w:r>
-          <w:rPr>
-            <w:lang w:val="png_PG" w:bidi="png_PG"/>
-          </w:rPr>
-          <w:rPr>
-            <w:color w:val="0000EE"/>
-            <w:u w:val="single"/>
-          </w:rPr>
-          <w:t>Skripsa</w:t>
-        </w:r>
-      </w:hyperlink>
-      <w:r>
-        <w:rPr>
-          <w:lang w:val="png_PG" w:bidi="png_PG"/>
-        </w:rPr>
-        <w:t>, na i no ol pat bilong ol Buk bilong Baibel we i toktok long lo tasol. Ol Skripsa i toktok long pat bilong Baibel we yumi nau kolim Olpela Testamen.</w:t>
-      </w:r>
-    </w:p>
-    <w:p>
-      <w:pPr/>
-      <w:r>
-        <w:rPr>
-          <w:lang w:val="png_PG" w:bidi="png_PG"/>
-        </w:rPr>
-      </w:r>
-      <w:r>
-        <w:rPr>
-          <w:lang w:val="png_PG" w:bidi="png_PG"/>
-        </w:rPr>
-        <w:t>Ol tisa bilong lo i save eksplenim ol Skripsa i go long ol manmeri. Ol i no bin raitim daun ol eksplenesen tasol ol i tokim ol i go long ol sumatin bilong ol. Ol sumatin bilong ol i memoraisim ol eksplenesen, na tisim ol dispela eksplenesen i go long neks jeneresen. Ol manmeri i kontinu long edim moa na moa eksplenesen na diskasen long ol dispela eksplenesen. Long taim bilong Nupela Testamen, ol dispela eksplenesen we ol i putim long tingting i kamap impoten tru long ol manmeri, ating moa impoten long ol Skripsa gen.</w:t>
-      </w:r>
-    </w:p>
-    <w:p>
-      <w:pPr/>
-      <w:r>
-        <w:rPr>
-          <w:lang w:val="png_PG" w:bidi="png_PG"/>
-        </w:rPr>
-      </w:r>
-      <w:r>
-        <w:rPr>
-          <w:lang w:val="png_PG" w:bidi="png_PG"/>
-        </w:rPr>
-        <w:t>Long taim bilong Nupela Testamen, ol tisa bilong lo em ol impoten lain tru insait long komyuniti. Ol manmeri i soim ol bikpela rispek tru na planti taim kolim ol "</w:t>
-      </w:r>
-      <w:hyperlink r:id="rId24">
-        <w:r>
-          <w:rPr>
-            <w:lang w:val="png_PG" w:bidi="png_PG"/>
-          </w:rPr>
-          <w:rPr>
-            <w:color w:val="0000EE"/>
-            <w:u w:val="single"/>
-          </w:rPr>
-          <w:t>Rabai</w:t>
-        </w:r>
-      </w:hyperlink>
-      <w:r>
-        <w:rPr>
-          <w:lang w:val="png_PG" w:bidi="png_PG"/>
-        </w:rPr>
-        <w:t xml:space="preserve">," wanpela taitel we ol i save yusim long ol impoten tisa bilong lotu. I gat ol tisa bilong lo tu i stap insait long </w:t>
-      </w:r>
-      <w:hyperlink r:id="rId27">
-        <w:r>
-          <w:rPr>
-            <w:lang w:val="png_PG" w:bidi="png_PG"/>
-          </w:rPr>
-          <w:rPr>
-            <w:color w:val="0000EE"/>
-            <w:u w:val="single"/>
-          </w:rPr>
-          <w:t>Sanhedrin</w:t>
-        </w:r>
-      </w:hyperlink>
-      <w:r>
-        <w:rPr>
-          <w:lang w:val="png_PG" w:bidi="png_PG"/>
-        </w:rPr>
-        <w:t xml:space="preserve">, dispela kot bilong lotu bilong </w:t>
-      </w:r>
-      <w:r>
-        <w:rPr>
-          <w:b/>
-          <w:lang w:val="png_PG" w:bidi="png_PG"/>
-        </w:rPr>
-        <w:t>ol Ju</w:t>
-      </w:r>
-      <w:r>
-        <w:rPr>
-          <w:lang w:val="png_PG" w:bidi="png_PG"/>
-        </w:rPr>
-        <w:t>.</w:t>
-      </w:r>
-    </w:p>
-    <w:p>
-      <w:pPr/>
-      <w:r>
-        <w:rPr>
-          <w:lang w:val="png_PG" w:bidi="png_PG"/>
-        </w:rPr>
-      </w:r>
-      <w:r>
-        <w:rPr>
-          <w:lang w:val="png_PG" w:bidi="png_PG"/>
-        </w:rPr>
-        <w:t xml:space="preserve">Ol tisa bilong lo em sampela taim ol i save kolim ol olsem ol </w:t>
-      </w:r>
-      <w:r>
-        <w:rPr>
-          <w:b/>
-          <w:lang w:val="png_PG" w:bidi="png_PG"/>
-        </w:rPr>
-        <w:t>skraib</w:t>
-      </w:r>
-      <w:r>
-        <w:rPr>
-          <w:lang w:val="png_PG" w:bidi="png_PG"/>
-        </w:rPr>
-        <w:t>. Wanpela skraib em i minim wanpela man o meri husat i ken rait. Planti manmeri long taim bilong Baibel em ol i no inap long rit ol rait ol yet. Sapos ol manmeri i nid long raitim samting, kain olsem wanpela leta, ol bai nid long haiarim wanpela skraib long raitim long ol. Ol skraib tu i save kopim ol Skripsa na bai ol raiting bilong Skripsa i no inap lus. Ol Skripsa em ol i no bin raitim i go daun long pepa, kain olsem nau yumi save mekim. Ol buk na pepa i no bin stap yet long dispela taim. Tasol, ol manmeri i bin save raitim ol Skripsa long ol longpela hap papirus o pasmen. Papirus em i wanpela hap pepa we i no strong na ol i mekim long wanpela plent, na pasmen em ol i mekim long skin bilong wanpela animal. Bikos ol dispela pepa i longpela tru, ol manmeri i save rolim ol. Nem bilong dispela kain rol pepa em skrol. Ol skrol em ol i ken bagarap hariap, planti taim ol dispela papirus skrol em ol i save bagarap hariap. Olsem na ol skraib olgeta taim i save mekim wok bilong kopim ol raiting long wanpela skrol i go long nupela skrol, bai dispela raiting i no inap long lus.</w:t>
-      </w:r>
-    </w:p>
-    <w:p>
-      <w:pPr/>
-      <w:r>
-        <w:rPr>
-          <w:lang w:val="png_PG" w:bidi="png_PG"/>
-        </w:rPr>
-      </w:r>
-      <w:r>
-        <w:rPr>
-          <w:lang w:val="png_PG" w:bidi="png_PG"/>
-        </w:rPr>
-        <w:t>Tasol, taim Baibel i toktok long ol tisa bilong lo, fokas em i stap long save bilong ol lo bilong lotu, na i no long ol save bilong rait.</w:t>
-      </w:r>
-    </w:p>
-    <w:p>
-      <w:pPr/>
-      <w:r>
-        <w:rPr>
-          <w:lang w:val="png_PG" w:bidi="png_PG"/>
-        </w:rPr>
-      </w:r>
-      <w:r>
-        <w:rPr>
-          <w:b/>
-          <w:lang w:val="png_PG" w:bidi="png_PG"/>
-        </w:rPr>
-        <w:t>Taim yu wok long trensletim "ol tisa bilong lo," yu mas lukaut long ol dispela samting:</w:t>
-      </w:r>
-    </w:p>
-    <w:p>
-      <w:pPr/>
-      <w:r>
-        <w:rPr>
-          <w:lang w:val="png_PG" w:bidi="png_PG"/>
-        </w:rPr>
-      </w:r>
-      <w:r>
-        <w:rPr>
-          <w:lang w:val="png_PG" w:bidi="png_PG"/>
-        </w:rPr>
-        <w:t>Yu mas no ken yusim wanpela hap toktok we i mekim ol lain i putim yau i ting olsem ol dispela manmeri i tisim lo bilong wanpela kantri. Ating yu ken yusim wanpela hap tok olsem "ol tisa bilong lo bilong lotu," o "ol saveman bilong lo bilong lotu," o "ol saveman bilong Skripsa."</w:t>
-      </w:r>
-      <w:r>
-        <w:rPr>
-          <w:lang w:val="png_PG" w:bidi="png_PG"/>
-        </w:rPr>
-      </w:r>
-      <w:r>
-        <w:rPr>
-          <w:lang w:val="png_PG" w:bidi="png_PG"/>
-        </w:rPr>
-      </w:r>
-    </w:p>
-    <w:p>
-      <w:pPr/>
-      <w:r>
-        <w:rPr>
-          <w:lang w:val="png_PG" w:bidi="png_PG"/>
-        </w:rPr>
-      </w:r>
-    </w:p>
-    <w:p>
-      <w:pPr>
-        <w:pStyle w:val="Heading2"/>
-      </w:pPr>
-      <w:r>
-        <w:rPr>
-          <w:lang w:val="png_PG" w:bidi="png_PG"/>
-        </w:rPr>
-        <w:t>temple</w:t>
-      </w:r>
-      <w:r>
-        <w:rPr>
-          <w:lang w:val="png_PG" w:bidi="png_PG"/>
-        </w:rPr>
-      </w:r>
-    </w:p>
-    <w:p>
-      <w:pPr/>
-      <w:r>
-        <w:rPr>
-          <w:lang w:val="png_PG" w:bidi="png_PG"/>
-        </w:rPr>
-      </w:r>
-      <w:r>
-        <w:rPr>
-          <w:lang w:val="png_PG" w:bidi="png_PG"/>
-        </w:rPr>
-        <w:t xml:space="preserve">Wanpela </w:t>
-      </w:r>
-      <w:r>
-        <w:rPr>
-          <w:b/>
-          <w:lang w:val="png_PG" w:bidi="png_PG"/>
-        </w:rPr>
-        <w:t>tempel</w:t>
-      </w:r>
-      <w:r>
-        <w:rPr>
-          <w:lang w:val="png_PG" w:bidi="png_PG"/>
-        </w:rPr>
-        <w:t xml:space="preserve"> em i wanpela ples we ol manmeri i save wosipim God. Tempel insait long Baibel em i ples we God i save bung wantaim ol manmeri. Narapela nem bilong tempel em </w:t>
-      </w:r>
-      <w:r>
-        <w:rPr>
-          <w:b/>
-          <w:lang w:val="png_PG" w:bidi="png_PG"/>
-        </w:rPr>
-        <w:t>haus bilong God</w:t>
-      </w:r>
-      <w:r>
-        <w:rPr>
-          <w:lang w:val="png_PG" w:bidi="png_PG"/>
-        </w:rPr>
-        <w:t>.</w:t>
-      </w:r>
-    </w:p>
-    <w:p>
-      <w:pPr/>
-      <w:r>
-        <w:rPr>
-          <w:lang w:val="png_PG" w:bidi="png_PG"/>
-        </w:rPr>
-      </w:r>
-      <w:r>
-        <w:rPr>
-          <w:lang w:val="png_PG" w:bidi="png_PG"/>
-        </w:rPr>
-        <w:t xml:space="preserve">Planti ol lain manmeri we i bin stap long </w:t>
-      </w:r>
-      <w:hyperlink r:id="rId26">
-        <w:r>
-          <w:rPr>
-            <w:lang w:val="png_PG" w:bidi="png_PG"/>
-          </w:rPr>
-          <w:rPr>
-            <w:color w:val="0000EE"/>
-            <w:u w:val="single"/>
-          </w:rPr>
-          <w:t>Israel</w:t>
-        </w:r>
-      </w:hyperlink>
-      <w:r>
-        <w:rPr>
-          <w:lang w:val="png_PG" w:bidi="png_PG"/>
-        </w:rPr>
-        <w:t>em ol i</w:t>
-      </w:r>
-      <w:r>
-        <w:rPr>
-          <w:b/>
-          <w:lang w:val="png_PG" w:bidi="png_PG"/>
-        </w:rPr>
-        <w:t>bin wosipim</w:t>
-      </w:r>
-      <w:r>
-        <w:rPr>
-          <w:lang w:val="png_PG" w:bidi="png_PG"/>
-        </w:rPr>
-        <w:t xml:space="preserve"> planti kainkain </w:t>
-      </w:r>
-      <w:hyperlink r:id="rId28">
-        <w:r>
-          <w:rPr>
-            <w:lang w:val="png_PG" w:bidi="png_PG"/>
-          </w:rPr>
-          <w:rPr>
-            <w:color w:val="0000EE"/>
-            <w:u w:val="single"/>
-          </w:rPr>
-          <w:t>god</w:t>
-        </w:r>
-      </w:hyperlink>
-      <w:r>
-        <w:rPr>
-          <w:lang w:val="png_PG" w:bidi="png_PG"/>
-        </w:rPr>
-        <w:t xml:space="preserve">, na i bin gat planti tempel. Tasol God i larim ol </w:t>
-      </w:r>
-      <w:r>
-        <w:rPr>
-          <w:b/>
+        <w:t>tyre</w:t>
+      </w:r>
+      <w:r>
+        <w:rPr>
+          <w:lang w:val="png_PG" w:bidi="png_PG"/>
+        </w:rPr>
+      </w:r>
+    </w:p>
+    <w:p>
+      <w:pPr/>
+      <w:r>
+        <w:rPr>
+          <w:lang w:val="png_PG" w:bidi="png_PG"/>
+        </w:rPr>
+      </w:r>
+      <w:r>
+        <w:rPr>
+          <w:lang w:val="png_PG" w:bidi="png_PG"/>
+        </w:rPr>
+        <w:t xml:space="preserve">Tair em i wanpela siti insait long </w:t>
+      </w:r>
+      <w:r>
+        <w:rPr>
+          <w:lang w:val="png_PG" w:bidi="png_PG"/>
+        </w:rPr>
+        <w:t>Syrien Fonesia</w:t>
+      </w:r>
+      <w:r>
+        <w:rPr>
+          <w:lang w:val="png_PG" w:bidi="png_PG"/>
+        </w:rPr>
+        <w:t xml:space="preserve">, o Fonesia, wanpela rijen we i stap not long </w:t>
+      </w:r>
+      <w:r>
+        <w:rPr>
           <w:lang w:val="png_PG" w:bidi="png_PG"/>
         </w:rPr>
         <w:t>Israel</w:t>
@@ -1139,1542 +2379,10 @@
         <w:rPr>
           <w:lang w:val="png_PG" w:bidi="png_PG"/>
         </w:rPr>
-        <w:t xml:space="preserve"> long wosipim em tasol na long i gat wanpela tempel tasol. Dispela tempel em i bin stap insait long </w:t>
-      </w:r>
-      <w:hyperlink r:id="rId29">
-        <w:r>
-          <w:rPr>
-            <w:lang w:val="png_PG" w:bidi="png_PG"/>
-          </w:rPr>
-          <w:rPr>
-            <w:color w:val="0000EE"/>
-            <w:u w:val="single"/>
-          </w:rPr>
-          <w:t>Jerusalem</w:t>
-        </w:r>
-      </w:hyperlink>
-      <w:r>
-        <w:rPr>
-          <w:lang w:val="png_PG" w:bidi="png_PG"/>
-        </w:rPr>
-        <w:t xml:space="preserve">, dispela em i nambawan impoten siti bilong ol </w:t>
-      </w:r>
-      <w:r>
-        <w:rPr>
-          <w:b/>
-          <w:lang w:val="png_PG" w:bidi="png_PG"/>
-        </w:rPr>
-        <w:t>Judaman o ol Ju</w:t>
-      </w:r>
-      <w:r>
-        <w:rPr>
-          <w:lang w:val="png_PG" w:bidi="png_PG"/>
-        </w:rPr>
-        <w:t>.</w:t>
-      </w:r>
-    </w:p>
-    <w:p>
-      <w:pPr/>
-      <w:r>
-        <w:rPr>
-          <w:lang w:val="png_PG" w:bidi="png_PG"/>
-        </w:rPr>
-      </w:r>
-      <w:r>
-        <w:rPr>
-          <w:lang w:val="png_PG" w:bidi="png_PG"/>
-        </w:rPr>
-        <w:t xml:space="preserve">Planti tausen yia bipo long Jisas i bon, God i bin mekim ol tumbuna bilong </w:t>
-      </w:r>
-      <w:hyperlink r:id="rId13">
-        <w:r>
-          <w:rPr>
-            <w:lang w:val="png_PG" w:bidi="png_PG"/>
-          </w:rPr>
-          <w:rPr>
-            <w:color w:val="0000EE"/>
-            <w:u w:val="single"/>
-          </w:rPr>
-          <w:t>Abraham</w:t>
-        </w:r>
-      </w:hyperlink>
-      <w:r>
-        <w:rPr>
-          <w:lang w:val="png_PG" w:bidi="png_PG"/>
-        </w:rPr>
-        <w:t xml:space="preserve">, ol Israel, i kamap fri long wok sleiv insait long Ijip. Lida bilong ol Israel em i bin Moses. God i bin givim Moses ol instraksen long wanem em i raitpela we bilong ol Israel long wosipim God. Bikos God em i </w:t>
-      </w:r>
-      <w:hyperlink r:id="rId15">
-        <w:r>
-          <w:rPr>
-            <w:lang w:val="png_PG" w:bidi="png_PG"/>
-          </w:rPr>
-          <w:rPr>
-            <w:color w:val="0000EE"/>
-            <w:u w:val="single"/>
-          </w:rPr>
-          <w:t>holi</w:t>
-        </w:r>
-      </w:hyperlink>
-      <w:r>
-        <w:rPr>
-          <w:lang w:val="png_PG" w:bidi="png_PG"/>
-        </w:rPr>
-        <w:t xml:space="preserve">, na ol manmeri ol i </w:t>
-      </w:r>
-      <w:r>
-        <w:rPr>
-          <w:b/>
-          <w:lang w:val="png_PG" w:bidi="png_PG"/>
-        </w:rPr>
-        <w:t>pulap long sin</w:t>
-      </w:r>
-      <w:r>
-        <w:rPr>
-          <w:lang w:val="png_PG" w:bidi="png_PG"/>
-        </w:rPr>
-        <w:t xml:space="preserve">, ol manmeri i no inap kam long God nating. God i save les tru long sin, olsem na husat man o meri i kam stret long God, em ol i save dai. Tasol God i mekim isi long ol manmeri long kam long em taim ol i mekim ol sekrifais na ol narapela pasin bilong mekim ol i klin. Long kamap </w:t>
-      </w:r>
-      <w:r>
-        <w:rPr>
-          <w:b/>
-          <w:lang w:val="png_PG" w:bidi="png_PG"/>
-        </w:rPr>
-        <w:t>klin</w:t>
-      </w:r>
-      <w:r>
-        <w:rPr>
-          <w:lang w:val="png_PG" w:bidi="png_PG"/>
-        </w:rPr>
-        <w:t xml:space="preserve"> em i min olsem kamap gutpela long ai bilong God.</w:t>
-      </w:r>
-    </w:p>
-    <w:p>
-      <w:pPr/>
-      <w:r>
-        <w:rPr>
-          <w:lang w:val="png_PG" w:bidi="png_PG"/>
-        </w:rPr>
-      </w:r>
-      <w:r>
-        <w:rPr>
-          <w:lang w:val="png_PG" w:bidi="png_PG"/>
-        </w:rPr>
-        <w:t xml:space="preserve">God i bin tokim Moses long mekim wanpela </w:t>
-      </w:r>
-      <w:hyperlink r:id="rId30">
-        <w:r>
-          <w:rPr>
-            <w:lang w:val="png_PG" w:bidi="png_PG"/>
-          </w:rPr>
-          <w:rPr>
-            <w:color w:val="0000EE"/>
-            <w:u w:val="single"/>
-          </w:rPr>
-          <w:t>tabenakel</w:t>
-        </w:r>
-      </w:hyperlink>
-      <w:r>
-        <w:rPr>
-          <w:lang w:val="png_PG" w:bidi="png_PG"/>
-        </w:rPr>
-        <w:t>-we i min olsem wanpela tent o haus sel-we i bai stap olsem ples we ol manmeri bai bung wantaim God long rot we i seif. Dispela tabenakel em i olsem wanpela tempel we ol i ken muvim long wanpela ples i go long narapela ples. Wanem hap ol manmeri i go long en, ol i save kisim tabenakel wantaim ol.</w:t>
-      </w:r>
-    </w:p>
-    <w:p>
-      <w:pPr/>
-      <w:r>
-        <w:rPr>
-          <w:lang w:val="png_PG" w:bidi="png_PG"/>
-        </w:rPr>
-      </w:r>
-      <w:r>
-        <w:rPr>
-          <w:lang w:val="png_PG" w:bidi="png_PG"/>
-        </w:rPr>
-        <w:t xml:space="preserve">Longpela taim bihain, taim </w:t>
-      </w:r>
-      <w:hyperlink r:id="rId31">
-        <w:r>
-          <w:rPr>
-            <w:lang w:val="png_PG" w:bidi="png_PG"/>
-          </w:rPr>
-          <w:rPr>
-            <w:color w:val="0000EE"/>
-            <w:u w:val="single"/>
-          </w:rPr>
-          <w:t>Devit</w:t>
-        </w:r>
-      </w:hyperlink>
-      <w:r>
-        <w:rPr>
-          <w:lang w:val="png_PG" w:bidi="png_PG"/>
-        </w:rPr>
-        <w:t xml:space="preserve"> em i bin </w:t>
-      </w:r>
-      <w:hyperlink r:id="rId32">
-        <w:r>
-          <w:rPr>
-            <w:lang w:val="png_PG" w:bidi="png_PG"/>
-          </w:rPr>
-          <w:rPr>
-            <w:color w:val="0000EE"/>
-            <w:u w:val="single"/>
-          </w:rPr>
-          <w:t>king</w:t>
-        </w:r>
-      </w:hyperlink>
-      <w:r>
-        <w:rPr>
-          <w:lang w:val="png_PG" w:bidi="png_PG"/>
-        </w:rPr>
-        <w:t>bilong Israel, Devit i laik long senisim dispela tempel we i isi long muvim na em i laik wokim wanpela bilding we i stap long wanpela ples tasol. God i no bin larim Devit i bildim wanpela tempel long em, bikos Devit em i bin wanpela soldia na em i bin kilim ol manmeri. Tasol God i bin tokim Devit olsem pikinini man bilong em bai bildim dispela tempel bilong God. Na God i larim Devit long givim pikinini man bilong em ol instraksen long hau stret long bildim dispela tempel.</w:t>
-      </w:r>
-    </w:p>
-    <w:p>
-      <w:pPr/>
-      <w:r>
-        <w:rPr>
-          <w:lang w:val="png_PG" w:bidi="png_PG"/>
-        </w:rPr>
-      </w:r>
-      <w:r>
-        <w:rPr>
-          <w:lang w:val="png_PG" w:bidi="png_PG"/>
-        </w:rPr>
-        <w:t xml:space="preserve">Na tru tumas, king Solomon, pikinini man bilong Devit, em i bin bildim wanpela naispela tempel tru bilong God. Maski em i mekim dispela tempel, Solomon em i luksave olsem God em i bikpela tru long stap insait long dispela tempel; na em i tok olsem </w:t>
-      </w:r>
-      <w:hyperlink r:id="rId33">
-        <w:r>
-          <w:rPr>
-            <w:lang w:val="png_PG" w:bidi="png_PG"/>
-          </w:rPr>
-          <w:rPr>
-            <w:color w:val="0000EE"/>
-            <w:u w:val="single"/>
-          </w:rPr>
-          <w:t>heven</w:t>
-        </w:r>
-      </w:hyperlink>
-      <w:r>
-        <w:rPr>
-          <w:lang w:val="png_PG" w:bidi="png_PG"/>
-        </w:rPr>
-        <w:t xml:space="preserve"> tu em i no bikpela inap long God! Olsem na, taim yumi skelim olsem dispela God em i wanbel long kam daun long graun na kolim wanpela liklik ples, wanpela tempel, olsem haus bilong em, namel long ol sin manmeri, em i soim hamas God i laikim tru ol manmeri.</w:t>
-      </w:r>
-    </w:p>
-    <w:p>
-      <w:pPr/>
-      <w:r>
-        <w:rPr>
-          <w:lang w:val="png_PG" w:bidi="png_PG"/>
-        </w:rPr>
-      </w:r>
-      <w:r>
-        <w:rPr>
-          <w:lang w:val="png_PG" w:bidi="png_PG"/>
-        </w:rPr>
-        <w:t>Longpela taim bihain, na ol birua bilong ol Israel i bagarapim dispela tempel. God i larim dispela long kamap bikos ol Israel i no bin feitful long God na ol i bin stat long wosipim ol narapela god. Ol i bin rausim ol Israel i go long ol narapela kantri na pasin bilong wosip insait long tempel em i bin pinis.</w:t>
-      </w:r>
-    </w:p>
-    <w:p>
-      <w:pPr/>
-      <w:r>
-        <w:rPr>
-          <w:lang w:val="png_PG" w:bidi="png_PG"/>
-        </w:rPr>
-      </w:r>
-      <w:r>
-        <w:rPr>
-          <w:lang w:val="png_PG" w:bidi="png_PG"/>
-        </w:rPr>
-        <w:t xml:space="preserve">Tasol bihain long planti yia, God i bin larim ol Israel-long kam bek long dispela graun na long dispela taim ol i save kolim ol olsem ol </w:t>
-      </w:r>
-      <w:r>
-        <w:rPr>
-          <w:b/>
-          <w:lang w:val="png_PG" w:bidi="png_PG"/>
-        </w:rPr>
-        <w:t>Ju o Judaman</w:t>
-      </w:r>
-      <w:r>
-        <w:rPr>
-          <w:lang w:val="png_PG" w:bidi="png_PG"/>
-        </w:rPr>
-        <w:t>. Ol Ju i bin bildim wanpela nupela tempel bilong God. Dispela tempel em i bin liklik moa long nambawan tempel.</w:t>
-      </w:r>
-    </w:p>
-    <w:p>
-      <w:pPr/>
-      <w:r>
-        <w:rPr>
-          <w:lang w:val="png_PG" w:bidi="png_PG"/>
-        </w:rPr>
-      </w:r>
-      <w:r>
-        <w:rPr>
-          <w:lang w:val="png_PG" w:bidi="png_PG"/>
-        </w:rPr>
-        <w:t>Kain olsem 20 yia bipo long Jisas i bon, wanpela rula, nem bilong en em king Herod, em i bin stat long bildim gen dispela liklik tempel i go kamap olsem wanpela tempel we i bikpela tru na i nais tru. Em i mekim dispela bikos em i laik long mekim ol Ju i amamas na sapotim em long stap olsem king. Long taim bilong Jisas, wok long dispela tempel i wok long kontinu yet.</w:t>
-      </w:r>
-    </w:p>
-    <w:p>
-      <w:pPr/>
-      <w:r>
-        <w:rPr>
-          <w:lang w:val="png_PG" w:bidi="png_PG"/>
-        </w:rPr>
-      </w:r>
-      <w:r>
-        <w:rPr>
-          <w:lang w:val="png_PG" w:bidi="png_PG"/>
-        </w:rPr>
-        <w:t xml:space="preserve">Olgeta ol dispela tempel, na ol tebenakel we i isi long muvim, ol i gat wanpela seim besik straksa, na ol seim kastom wok i save kamap. I gat wanpela autsait eria long fran bilong tempel. Dispela em ples we </w:t>
-      </w:r>
-      <w:r>
-        <w:rPr>
-          <w:b/>
-          <w:lang w:val="png_PG" w:bidi="png_PG"/>
-        </w:rPr>
-        <w:t>ol pris</w:t>
-      </w:r>
-      <w:r>
-        <w:rPr>
-          <w:lang w:val="png_PG" w:bidi="png_PG"/>
-        </w:rPr>
-        <w:t xml:space="preserve"> na Livai i save wok long mekim ol sekrifais we ol Israel i bringim. Ol </w:t>
-      </w:r>
-      <w:r>
-        <w:rPr>
-          <w:b/>
-          <w:lang w:val="png_PG" w:bidi="png_PG"/>
-        </w:rPr>
-        <w:t>Livai</w:t>
-      </w:r>
-      <w:r>
-        <w:rPr>
-          <w:lang w:val="png_PG" w:bidi="png_PG"/>
-        </w:rPr>
-        <w:t xml:space="preserve"> em ol </w:t>
-      </w:r>
-      <w:r>
-        <w:rPr>
-          <w:b/>
-          <w:lang w:val="png_PG" w:bidi="png_PG"/>
-        </w:rPr>
-        <w:t>lain tumbuna</w:t>
-      </w:r>
-      <w:r>
-        <w:rPr>
-          <w:lang w:val="png_PG" w:bidi="png_PG"/>
-        </w:rPr>
-        <w:t xml:space="preserve"> bilong Levi, na em i wanpela bilong ol greit-grensan o tumbuna tumbuna pikinini bilong Abraham. God i bin makim ol Livai long mekim wok bilong lukautim tempel bilong God. Ol pris em ol Livai we i gat spesel wok bilong mekim ol sekrifais. </w:t>
-      </w:r>
-      <w:r>
-        <w:rPr>
-          <w:b/>
-          <w:lang w:val="png_PG" w:bidi="png_PG"/>
-        </w:rPr>
-        <w:t>Ol sekrifais</w:t>
-      </w:r>
-      <w:r>
-        <w:rPr>
-          <w:lang w:val="png_PG" w:bidi="png_PG"/>
-        </w:rPr>
-        <w:t xml:space="preserve"> em ol presen we ol manmeri i givim i go long God long tok tenkyu long em o long askim em long </w:t>
-      </w:r>
-      <w:hyperlink r:id="rId21">
-        <w:r>
-          <w:rPr>
-            <w:lang w:val="png_PG" w:bidi="png_PG"/>
-          </w:rPr>
-          <w:rPr>
-            <w:color w:val="0000EE"/>
-            <w:u w:val="single"/>
-          </w:rPr>
-          <w:t>fogivim</w:t>
-        </w:r>
-      </w:hyperlink>
-      <w:r>
-        <w:rPr>
-          <w:lang w:val="png_PG" w:bidi="png_PG"/>
-        </w:rPr>
-        <w:t xml:space="preserve"> sin. Wanpela sekrifais em i ken wanpela animal we ol i bin kilim na kukim, o em i ken wanpela oil i gat naispela smel, ol sampela kain kaikai-dispela em i dipen long wanem as o risen bilong dispela sekrifais.</w:t>
-      </w:r>
-    </w:p>
-    <w:p>
-      <w:pPr/>
-      <w:r>
-        <w:rPr>
-          <w:lang w:val="png_PG" w:bidi="png_PG"/>
-        </w:rPr>
-      </w:r>
-      <w:r>
-        <w:rPr>
-          <w:lang w:val="png_PG" w:bidi="png_PG"/>
-        </w:rPr>
-        <w:t xml:space="preserve">Tempel bilding em ol i divaidim i go long tupela pat. Namba wan pat em ol i kolim "Holi Ples." Ol prist tasol i ken go insait long dispela ples. Insait long dispela ples i gat wanplea tebol wantaim 12-pela bret we ol i save senisim olgeta wik, wanpela </w:t>
-      </w:r>
-      <w:hyperlink r:id="rId17">
-        <w:r>
-          <w:rPr>
-            <w:lang w:val="png_PG" w:bidi="png_PG"/>
-          </w:rPr>
-          <w:rPr>
-            <w:color w:val="0000EE"/>
-            <w:u w:val="single"/>
-          </w:rPr>
-          <w:t>oil lam</w:t>
-        </w:r>
-      </w:hyperlink>
-      <w:r>
-        <w:rPr>
-          <w:lang w:val="png_PG" w:bidi="png_PG"/>
-        </w:rPr>
-        <w:t xml:space="preserve"> we ol i save mekim em i lait olgeta taim, na wanpela liklik </w:t>
-      </w:r>
-      <w:hyperlink r:id="rId16">
-        <w:r>
-          <w:rPr>
-            <w:lang w:val="png_PG" w:bidi="png_PG"/>
-          </w:rPr>
-          <w:rPr>
-            <w:color w:val="0000EE"/>
-            <w:u w:val="single"/>
-          </w:rPr>
-          <w:t>alta</w:t>
-        </w:r>
-      </w:hyperlink>
-      <w:r>
-        <w:rPr>
-          <w:lang w:val="png_PG" w:bidi="png_PG"/>
-        </w:rPr>
-        <w:t xml:space="preserve"> we pris i save kukim ol spais i gat naispela smel antap long em. Olgeta ol dispela samting em ol simbol, o piksa we i gat bikpela mining moa. Ol pris i save kaikai ol dispela bret, ating dispela em i wanpela simbol olsem ol i kaikai wantaim God-na dispela i soim gutpela rilesensip we ol manmeri i ken gat wantaim God. Oil insait long Baibel, planti taim em i wanpela simbol bilong </w:t>
-      </w:r>
-      <w:hyperlink r:id="rId18">
-        <w:r>
-          <w:rPr>
-            <w:lang w:val="png_PG" w:bidi="png_PG"/>
-          </w:rPr>
-          <w:rPr>
-            <w:color w:val="0000EE"/>
-            <w:u w:val="single"/>
-          </w:rPr>
-          <w:t>Holi Spirit</w:t>
-        </w:r>
-      </w:hyperlink>
-      <w:r>
-        <w:rPr>
-          <w:lang w:val="png_PG" w:bidi="png_PG"/>
-        </w:rPr>
-        <w:t>, na em i simbol bilong pawa bilong God. Oil lam em i bin simbol bilong God i stap wantaim ol manmeri. Na ol spais i gat naispela smail em ol i bin wanpela simbol bilong ol</w:t>
-      </w:r>
-      <w:r>
-        <w:rPr>
-          <w:b/>
-          <w:lang w:val="png_PG" w:bidi="png_PG"/>
-        </w:rPr>
-        <w:t>prea</w:t>
-      </w:r>
-      <w:r>
-        <w:rPr>
-          <w:lang w:val="png_PG" w:bidi="png_PG"/>
-        </w:rPr>
-        <w:t xml:space="preserve"> we ol manmeri i mekim i go long God.</w:t>
-      </w:r>
-    </w:p>
-    <w:p>
-      <w:pPr/>
-      <w:r>
-        <w:rPr>
-          <w:lang w:val="png_PG" w:bidi="png_PG"/>
-        </w:rPr>
-      </w:r>
-      <w:r>
-        <w:rPr>
-          <w:lang w:val="png_PG" w:bidi="png_PG"/>
-        </w:rPr>
-        <w:t xml:space="preserve">Long arere bilong Holi Ples em ol i hangamapim wanpela hevipela keten. Bihain long dispela keten em Holi Ples Tru i stap. Insait long Holi Ples em </w:t>
-      </w:r>
-      <w:r>
-        <w:rPr>
-          <w:b/>
-          <w:lang w:val="png_PG" w:bidi="png_PG"/>
-        </w:rPr>
-        <w:t>ak bilong kavenen</w:t>
-      </w:r>
-      <w:r>
-        <w:rPr>
-          <w:lang w:val="png_PG" w:bidi="png_PG"/>
-        </w:rPr>
-        <w:t xml:space="preserve">, na dispela em i wanpela bokis we ol i wokim long plang na i gat lid bilong em. Dispela em i Holi Ples Tru, bikos God em yet i stap long dispela ples. </w:t>
-      </w:r>
-      <w:hyperlink r:id="rId20">
-        <w:r>
-          <w:rPr>
-            <w:lang w:val="png_PG" w:bidi="png_PG"/>
-          </w:rPr>
-          <w:rPr>
-            <w:color w:val="0000EE"/>
-            <w:u w:val="single"/>
-          </w:rPr>
-          <w:t>Hai pris o het pris</w:t>
-        </w:r>
-      </w:hyperlink>
-      <w:r>
-        <w:rPr>
-          <w:lang w:val="png_PG" w:bidi="png_PG"/>
-        </w:rPr>
-        <w:t xml:space="preserve">-em i nambawan impoten pris-na em i ken i go insait long dispela ples, na em i ken go insait long hap wanpela taim tasol long wanpela yia. Dispela em i save kamap long "de bilong atonmen," wanpela bikpela de bilong lusim sin. Maski ol Israel i bin wok long askim God long fogivim sin bilong ol long ol narapela de insait long yia, wanpela taim long wanpela yia, hai pris bai askim fogivnes bilong olgeta sin we olgeta manmeri i bin no save na ol i mekim long yia i go pinis. Ol sin we ol manmeri i mekim i wokim na tempel </w:t>
-      </w:r>
-      <w:r>
-        <w:rPr>
-          <w:b/>
-          <w:lang w:val="png_PG" w:bidi="png_PG"/>
-        </w:rPr>
-        <w:t>i no klin</w:t>
-      </w:r>
-      <w:r>
-        <w:rPr>
-          <w:lang w:val="png_PG" w:bidi="png_PG"/>
-        </w:rPr>
-        <w:t>, o i no fit long mekim wok bilong God. Wanpela bilong ol samting we hai pris i mekim long bikpela de bilong fogiv em long go long long Holi Ples Tru na spredim blut antap long ak bilong kavanen. Dispela em i soim olsem tempel em i kamap klin gen long olgeta sin we ol manmeri i bin mekim.</w:t>
-      </w:r>
-    </w:p>
-    <w:p>
-      <w:pPr/>
-      <w:r>
-        <w:rPr>
-          <w:lang w:val="png_PG" w:bidi="png_PG"/>
-        </w:rPr>
-      </w:r>
-      <w:r>
-        <w:rPr>
-          <w:lang w:val="png_PG" w:bidi="png_PG"/>
-        </w:rPr>
-        <w:t xml:space="preserve">Tempel em i sanap insait long Jerusalem, nambawan impoten siti bilong Israel. Ol Ju o Judaman i save travel i go long Jerusalem long amamasim ol impoten festivel na kastom wok insait long tempel. Long taim bilong Jisas, i gat moa long wanpela autsait eria bilong tempel. Sapos yu wanpela </w:t>
-      </w:r>
-      <w:hyperlink r:id="rId34">
-        <w:r>
-          <w:rPr>
-            <w:lang w:val="png_PG" w:bidi="png_PG"/>
-          </w:rPr>
-          <w:rPr>
-            <w:color w:val="0000EE"/>
-            <w:u w:val="single"/>
-          </w:rPr>
-          <w:t>man o meri long narapela ples</w:t>
-        </w:r>
-      </w:hyperlink>
-      <w:r>
-        <w:rPr>
-          <w:lang w:val="png_PG" w:bidi="png_PG"/>
-        </w:rPr>
-        <w:t xml:space="preserve"> na yu kam visitim tempel, yu ken kam inap long banis we i autsait tru long autsait eria bilong tempel. Ol Ju </w:t>
-      </w:r>
-      <w:r>
-        <w:rPr>
-          <w:b/>
-          <w:lang w:val="png_PG" w:bidi="png_PG"/>
-        </w:rPr>
-        <w:t>meri</w:t>
-      </w:r>
-      <w:r>
-        <w:rPr>
-          <w:lang w:val="png_PG" w:bidi="png_PG"/>
-        </w:rPr>
-        <w:t xml:space="preserve"> em ol i ken go insait long neks autsait eria we i no autsait tru. Ol Ju </w:t>
-      </w:r>
-      <w:r>
-        <w:rPr>
-          <w:b/>
-          <w:lang w:val="png_PG" w:bidi="png_PG"/>
-        </w:rPr>
-        <w:t>man</w:t>
-      </w:r>
-      <w:r>
-        <w:rPr>
-          <w:lang w:val="png_PG" w:bidi="png_PG"/>
-        </w:rPr>
-        <w:t xml:space="preserve"> em ol i ken go long autsait eria we i abrusim eria bilong ol meri na klostu moa long tempel. Ol pris tasol i ken go insait long eria we ol i save mekim ol sekrifais long en. Insait long Olpela Testamen, yumi no inap long painim ol dispela rul bilong ol eria bilong tempel. Dispela em ol rul we ol Ju, ol yet i bin mekim.</w:t>
-      </w:r>
-    </w:p>
-    <w:p>
-      <w:pPr/>
-      <w:r>
-        <w:rPr>
-          <w:lang w:val="png_PG" w:bidi="png_PG"/>
-        </w:rPr>
-      </w:r>
-      <w:r>
-        <w:rPr>
-          <w:lang w:val="png_PG" w:bidi="png_PG"/>
-        </w:rPr>
-        <w:t xml:space="preserve">Tasol insait long Olpela Testamen, </w:t>
-      </w:r>
-      <w:r>
-        <w:rPr>
-          <w:b/>
-          <w:lang w:val="png_PG" w:bidi="png_PG"/>
-        </w:rPr>
-        <w:t>ol pris</w:t>
-      </w:r>
-      <w:r>
-        <w:rPr>
-          <w:lang w:val="png_PG" w:bidi="png_PG"/>
-        </w:rPr>
-        <w:t xml:space="preserve"> tasol i ken go insait long tempel, na ol hai pris tasol i ken go baksait long ol hevi keten long Holi Ples Tru. Dispela olgeta samting i soim ol manmeri hau God em i Holi, na hau em i narakain na hau em i seperet long ol manmeri. Taim Jisas i dai long </w:t>
-      </w:r>
-      <w:hyperlink r:id="rId35">
-        <w:r>
-          <w:rPr>
-            <w:lang w:val="png_PG" w:bidi="png_PG"/>
-          </w:rPr>
-          <w:rPr>
-            <w:color w:val="0000EE"/>
-            <w:u w:val="single"/>
-          </w:rPr>
-          <w:t>diwai kros</w:t>
-        </w:r>
-      </w:hyperlink>
-      <w:r>
-        <w:rPr>
-          <w:lang w:val="png_PG" w:bidi="png_PG"/>
-        </w:rPr>
-        <w:t>, wanpela narapela kain samting i kamap insait long tempel. Buk bilong Matyu i tokim yumi olsem keten bilong tempel em i bin bruk namel-stat long antap na i kam daun! Dispela em i soim yumi olsem bikos long dai bilong Jisas, dispela seperesen namel long God na ol manmeri em i pinis. Sekrifais bilong Jisas i mekim ol manmeri i ken nau kam long God na ol i no ken pret o tingting tupela.</w:t>
-      </w:r>
-    </w:p>
-    <w:p>
-      <w:pPr/>
-      <w:r>
-        <w:rPr>
-          <w:lang w:val="png_PG" w:bidi="png_PG"/>
-        </w:rPr>
-      </w:r>
-      <w:r>
-        <w:rPr>
-          <w:lang w:val="png_PG" w:bidi="png_PG"/>
-        </w:rPr>
-        <w:t>Kain olsem 40 yia bihain long Jisas i go bek long heven, ol Rom i bagarapim dispela tempel. Ol Ju i rebel agensim ol Rom, husat i bin rulim ol, na bikos long dispela ol Rom i kukim Jerusalem na bagarapim tempel olgeta. Bihain long dispela, ol Ju i no bin inap long bildim tempel bek gen.</w:t>
-      </w:r>
-    </w:p>
-    <w:p>
-      <w:pPr/>
-      <w:r>
-        <w:rPr>
-          <w:lang w:val="png_PG" w:bidi="png_PG"/>
-        </w:rPr>
-      </w:r>
-      <w:r>
-        <w:rPr>
-          <w:lang w:val="png_PG" w:bidi="png_PG"/>
-        </w:rPr>
-        <w:t xml:space="preserve">Pol insait long leta bilong em i tokim ol manmeri olsem </w:t>
-      </w:r>
-      <w:hyperlink r:id="rId36">
-        <w:r>
-          <w:rPr>
-            <w:lang w:val="png_PG" w:bidi="png_PG"/>
-          </w:rPr>
-          <w:rPr>
-            <w:color w:val="0000EE"/>
-            <w:u w:val="single"/>
-          </w:rPr>
-          <w:t>sios</w:t>
-        </w:r>
-      </w:hyperlink>
-      <w:r>
-        <w:rPr>
-          <w:lang w:val="png_PG" w:bidi="png_PG"/>
-        </w:rPr>
-        <w:t xml:space="preserve">, </w:t>
-      </w:r>
-      <w:r>
-        <w:rPr>
-          <w:b/>
-          <w:lang w:val="png_PG" w:bidi="png_PG"/>
-        </w:rPr>
-        <w:t>ol biliva o bilipmanmeri</w:t>
-      </w:r>
-      <w:r>
-        <w:rPr>
-          <w:lang w:val="png_PG" w:bidi="png_PG"/>
-        </w:rPr>
-        <w:t xml:space="preserve"> i stap insait long Jisas, na nau ol i tempel bilong God. Ol komyuniti bilong ol biliva em dispela ples we God i stap long graun, na ples we ol manmeri i ken bungim God.</w:t>
-      </w:r>
-    </w:p>
-    <w:p>
-      <w:pPr/>
-      <w:r>
-        <w:rPr>
-          <w:lang w:val="png_PG" w:bidi="png_PG"/>
-        </w:rPr>
-      </w:r>
-      <w:r>
-        <w:rPr>
-          <w:lang w:val="png_PG" w:bidi="png_PG"/>
-        </w:rPr>
-        <w:t>Insait long buk bilong Revelesen o Kamapim Tok Hait, yumi harim olsem taim Jisas bai kam bek long rulim graun, bai i no gat narapela tempel. I bai no gat nid long wanpela tempel, bikos God bai stap namel long ol manmeri-na i no gat seperesen!</w:t>
-      </w:r>
-    </w:p>
-    <w:p>
-      <w:pPr/>
-      <w:r>
-        <w:rPr>
-          <w:lang w:val="png_PG" w:bidi="png_PG"/>
-        </w:rPr>
-      </w:r>
-      <w:r>
-        <w:rPr>
-          <w:lang w:val="png_PG" w:bidi="png_PG"/>
-        </w:rPr>
-        <w:t>Yumi painim ol narapela hap tok insait long Baibel we ol raita i yusim long tempel, kain olsem:</w:t>
-      </w:r>
-    </w:p>
-    <w:p>
-      <w:pPr/>
-      <w:r>
-        <w:rPr>
-          <w:lang w:val="png_PG" w:bidi="png_PG"/>
-        </w:rPr>
-      </w:r>
-      <w:r>
-        <w:rPr>
-          <w:lang w:val="png_PG" w:bidi="png_PG"/>
-        </w:rPr>
-        <w:t xml:space="preserve">Baibel i stori tu olsem sampela tempel em ol i dediketim i go long ol god we ol narapela manmeri i save wosipim, kain olsem tempel bilong Daogon long buk bilong ol Jas o tempel bilong Atemis long buk bilong Ekts o Wok Bilong Ol Aposel. Ol dispela tempel em ol i narakain tru long tempel insait long Jerusalem na olgeta taim ol i gat wanpela </w:t>
-      </w:r>
-      <w:hyperlink r:id="rId37">
-        <w:r>
-          <w:rPr>
-            <w:lang w:val="png_PG" w:bidi="png_PG"/>
-          </w:rPr>
-          <w:rPr>
-            <w:color w:val="0000EE"/>
-            <w:u w:val="single"/>
-          </w:rPr>
-          <w:t>aidol</w:t>
-        </w:r>
-      </w:hyperlink>
-      <w:r>
-        <w:rPr>
-          <w:lang w:val="png_PG" w:bidi="png_PG"/>
-        </w:rPr>
-        <w:t>, wanpela stetyu bilong ol dispela god. Tempel bilong God em i no gat wanpela stetyu, bikos God i tok tambu long ol manmeri long mekim wanpela imij bilong God.</w:t>
-      </w:r>
-    </w:p>
-    <w:p>
-      <w:pPr/>
-      <w:r>
-        <w:rPr>
-          <w:lang w:val="png_PG" w:bidi="png_PG"/>
-        </w:rPr>
-      </w:r>
-      <w:r>
-        <w:rPr>
-          <w:b/>
-          <w:lang w:val="png_PG" w:bidi="png_PG"/>
-        </w:rPr>
-        <w:t>Taim yu trensletim "tempel", yu mas lukaut long ol dispela samting:</w:t>
-      </w:r>
-    </w:p>
-    <w:p>
-      <w:pPr/>
-      <w:r>
-        <w:rPr>
-          <w:lang w:val="png_PG" w:bidi="png_PG"/>
-        </w:rPr>
-      </w:r>
-      <w:r>
-        <w:rPr>
-          <w:lang w:val="png_PG" w:bidi="png_PG"/>
-        </w:rPr>
-        <w:t>Tok ples bilong yu i ken gat wanpela wod we ol manmeri i save yusim long ples bilong wosip na dispela ples em ol i dediketim long wanpela god insait long kalsa bilong yu. Dispela wod em i no raitpela wod bilong tempel insait long Baibel, yu ken yusim sapos yu givim sampela eksplenesen long wanem samting i narakain long tempel bilong God na dispela tempel. Ating yu ken tok "tempel bilong God" long mekim klia olsem em i narakain long ol tempel insait long komyuniti bilong yu.</w:t>
-      </w:r>
-    </w:p>
-    <w:p>
-      <w:pPr/>
-      <w:r>
-        <w:rPr>
-          <w:lang w:val="png_PG" w:bidi="png_PG"/>
-        </w:rPr>
-      </w:r>
-      <w:r>
-        <w:rPr>
-          <w:lang w:val="png_PG" w:bidi="png_PG"/>
-        </w:rPr>
-        <w:t>Ol narapela nem we yu ken yusim long tempel em:</w:t>
-      </w:r>
-    </w:p>
-    <w:p>
-      <w:pPr/>
-      <w:r>
-        <w:rPr>
-          <w:lang w:val="png_PG" w:bidi="png_PG"/>
-        </w:rPr>
-      </w:r>
-      <w:r>
-        <w:rPr>
-          <w:lang w:val="png_PG" w:bidi="png_PG"/>
-        </w:rPr>
-        <w:t xml:space="preserve">Tingim olsem yu bai nidim tu wanpela narapela wod bilong </w:t>
-      </w:r>
-      <w:hyperlink r:id="rId30">
-        <w:r>
-          <w:rPr>
-            <w:lang w:val="png_PG" w:bidi="png_PG"/>
-          </w:rPr>
-          <w:rPr>
-            <w:color w:val="0000EE"/>
-            <w:u w:val="single"/>
-          </w:rPr>
-          <w:t>tabanakel</w:t>
-        </w:r>
-      </w:hyperlink>
-      <w:r>
-        <w:rPr>
-          <w:lang w:val="png_PG" w:bidi="png_PG"/>
-        </w:rPr>
-        <w:t>.</w:t>
-      </w:r>
-    </w:p>
-    <w:p>
-      <w:pPr/>
-      <w:r>
-        <w:rPr>
-          <w:lang w:val="png_PG" w:bidi="png_PG"/>
-        </w:rPr>
-      </w:r>
-      <w:r>
-        <w:rPr>
-          <w:lang w:val="png_PG" w:bidi="png_PG"/>
-        </w:rPr>
-        <w:t xml:space="preserve">Na tu, yu mas lukaut olsem ol manmeri i no paulim wod we yu bin makim o yusim long </w:t>
-      </w:r>
-      <w:hyperlink r:id="rId38">
-        <w:r>
-          <w:rPr>
-            <w:lang w:val="png_PG" w:bidi="png_PG"/>
-          </w:rPr>
-          <w:rPr>
-            <w:color w:val="0000EE"/>
-            <w:u w:val="single"/>
-          </w:rPr>
-          <w:t>sinagog</w:t>
-        </w:r>
-      </w:hyperlink>
-      <w:r>
-        <w:rPr>
-          <w:lang w:val="png_PG" w:bidi="png_PG"/>
-        </w:rPr>
-        <w:t>. Wanpela sinagog em i wanpela ples we ol Judaman o ol Ju i save bung long prea na stadim tok bilong God. Ol manmeri i no save ofarim ol sekrifais insait long wanpela sinagog. I gat planti sinagog, tasol i gat wanpela tempel tasol.</w:t>
-      </w:r>
-      <w:r>
-        <w:rPr>
-          <w:lang w:val="png_PG" w:bidi="png_PG"/>
-        </w:rPr>
-      </w:r>
-      <w:r>
-        <w:rPr>
-          <w:lang w:val="png_PG" w:bidi="png_PG"/>
-        </w:rPr>
-      </w:r>
-    </w:p>
-    <w:p>
-      <w:pPr/>
-      <w:r>
-        <w:rPr>
-          <w:lang w:val="png_PG" w:bidi="png_PG"/>
-        </w:rPr>
-      </w:r>
-    </w:p>
-    <w:p>
-      <w:pPr>
-        <w:pStyle w:val="Heading2"/>
-      </w:pPr>
-      <w:r>
-        <w:rPr>
-          <w:lang w:val="png_PG" w:bidi="png_PG"/>
-        </w:rPr>
-        <w:t>tenants</w:t>
-      </w:r>
-      <w:r>
-        <w:rPr>
-          <w:lang w:val="png_PG" w:bidi="png_PG"/>
-        </w:rPr>
-      </w:r>
-    </w:p>
-    <w:p>
-      <w:pPr/>
-      <w:r>
-        <w:rPr>
-          <w:lang w:val="png_PG" w:bidi="png_PG"/>
-        </w:rPr>
-      </w:r>
-      <w:r>
-        <w:rPr>
-          <w:b/>
-          <w:lang w:val="png_PG" w:bidi="png_PG"/>
-        </w:rPr>
-        <w:t>Ol tenent o wasman bilong banis</w:t>
-      </w:r>
-      <w:r>
-        <w:rPr>
-          <w:lang w:val="png_PG" w:bidi="png_PG"/>
-        </w:rPr>
-        <w:t xml:space="preserve"> em ol manmeri husat i save lukautim graun o fild bilong wanpela owna o papa graun husat i no save stap long propeti bilong em. Ol tenent o wasman bilong banis i save givim pat bilong havest long fild o gaden i go long ol owna olsem pemen bilong yusim dispela propeti.</w:t>
-      </w:r>
-      <w:r>
-        <w:rPr>
-          <w:lang w:val="png_PG" w:bidi="png_PG"/>
-        </w:rPr>
-      </w:r>
-      <w:r>
-        <w:rPr>
-          <w:lang w:val="png_PG" w:bidi="png_PG"/>
-        </w:rPr>
-      </w:r>
-    </w:p>
-    <w:p>
-      <w:pPr/>
-      <w:r>
-        <w:rPr>
-          <w:lang w:val="png_PG" w:bidi="png_PG"/>
-        </w:rPr>
-      </w:r>
-    </w:p>
-    <w:p>
-      <w:pPr>
-        <w:pStyle w:val="Heading2"/>
-      </w:pPr>
-      <w:r>
-        <w:rPr>
-          <w:lang w:val="png_PG" w:bidi="png_PG"/>
-        </w:rPr>
-        <w:t>testimony</w:t>
-      </w:r>
-      <w:r>
-        <w:rPr>
-          <w:lang w:val="png_PG" w:bidi="png_PG"/>
-        </w:rPr>
-      </w:r>
-    </w:p>
-    <w:p>
-      <w:pPr/>
-      <w:r>
-        <w:rPr>
-          <w:lang w:val="png_PG" w:bidi="png_PG"/>
-        </w:rPr>
-      </w:r>
-      <w:r>
-        <w:rPr>
-          <w:lang w:val="png_PG" w:bidi="png_PG"/>
-        </w:rPr>
-        <w:t xml:space="preserve">Taim wanpela man o meri i givim wanpela </w:t>
-      </w:r>
-      <w:r>
-        <w:rPr>
-          <w:b/>
-          <w:lang w:val="png_PG" w:bidi="png_PG"/>
-        </w:rPr>
-        <w:t>testimoni</w:t>
-      </w:r>
-      <w:r>
-        <w:rPr>
-          <w:lang w:val="png_PG" w:bidi="png_PG"/>
-        </w:rPr>
-        <w:t>, dispela em i min olsem ol i wok long tokaut long wanpela samting we ol i save olsem em i tru.</w:t>
-      </w:r>
-    </w:p>
-    <w:p>
-      <w:pPr/>
-      <w:r>
-        <w:rPr>
-          <w:lang w:val="png_PG" w:bidi="png_PG"/>
-        </w:rPr>
-      </w:r>
-      <w:r>
-        <w:rPr>
-          <w:lang w:val="png_PG" w:bidi="png_PG"/>
-        </w:rPr>
-        <w:t>Wanpela man o meri husat i givim wanpela testimoni em i wanpela man o meri husat i save testifai. Eksampel, bihain long Jisas i dai na kamap laip gen, planti manmeri i bin lukim Jisas. Ol i ken testifai o tokaut long ol narapela manmeri olsem Jisas tru tru i stap laip. Ol i save olsem dispela em i tru, bikos ol i bin lukim Jisas long ai bilong ol yet. Ol manmeri husat i bilip olsem wanem samting ol folowa bilong Jisas i tok em i tru em ol i bilipim testimoni bilong ol folowa.</w:t>
-      </w:r>
-    </w:p>
-    <w:p>
-      <w:pPr/>
-      <w:r>
-        <w:rPr>
-          <w:lang w:val="png_PG" w:bidi="png_PG"/>
-        </w:rPr>
-      </w:r>
-      <w:r>
-        <w:rPr>
-          <w:lang w:val="png_PG" w:bidi="png_PG"/>
-        </w:rPr>
-        <w:t>Wanpela objek o samting em tu em i ken stap olsem wanpela testimoni. Wanpela objek em i ken pruvim long ol manmeri olsem wanpela samting em i tru, o em i ken mekim ol manmeri i tingim olsem wanpela samting i tru. Eksampel, insait long Olpela Testamen, ol manmeri i bin kolim ol ston teblet wantaim lo bilong God olsem "testimoni." Dispela lo i pruvim olsem God na ol manmeri bilong Israel i gat wanpela kavanen, o wanpela spesel rilesensip. Ol manmeri sampela taim i save kolim Ak bilong Kavanen o Bokis Kontrak olsem Bokis bilong Testimoni, bikos dispela ak o bokis i soim ol manmeri bilong Israel wanpela samting we i tru long God-na em i olsem God olgeta taim i save stap wantaim ol.</w:t>
-      </w:r>
-      <w:r>
-        <w:rPr>
-          <w:lang w:val="png_PG" w:bidi="png_PG"/>
-        </w:rPr>
-      </w:r>
-      <w:r>
-        <w:rPr>
-          <w:lang w:val="png_PG" w:bidi="png_PG"/>
-        </w:rPr>
-      </w:r>
-    </w:p>
-    <w:p>
-      <w:pPr/>
-      <w:r>
-        <w:rPr>
-          <w:lang w:val="png_PG" w:bidi="png_PG"/>
-        </w:rPr>
-      </w:r>
-    </w:p>
-    <w:p>
-      <w:pPr>
-        <w:pStyle w:val="Heading2"/>
-      </w:pPr>
-      <w:r>
-        <w:rPr>
-          <w:lang w:val="png_PG" w:bidi="png_PG"/>
-        </w:rPr>
-        <w:t>tithe</w:t>
-      </w:r>
-      <w:r>
-        <w:rPr>
-          <w:lang w:val="png_PG" w:bidi="png_PG"/>
-        </w:rPr>
-      </w:r>
-    </w:p>
-    <w:p>
-      <w:pPr/>
-      <w:r>
-        <w:rPr>
-          <w:lang w:val="png_PG" w:bidi="png_PG"/>
-        </w:rPr>
-      </w:r>
-      <w:r>
-        <w:rPr>
-          <w:lang w:val="png_PG" w:bidi="png_PG"/>
-        </w:rPr>
-        <w:t xml:space="preserve">Taim ol manmeri i givim </w:t>
-      </w:r>
-      <w:r>
-        <w:rPr>
-          <w:b/>
-          <w:lang w:val="png_PG" w:bidi="png_PG"/>
-        </w:rPr>
-        <w:t>ol tait</w:t>
-      </w:r>
-      <w:r>
-        <w:rPr>
-          <w:lang w:val="png_PG" w:bidi="png_PG"/>
-        </w:rPr>
-        <w:t xml:space="preserve">, ol i wok long givim wanpela hap bilong ten bilong ol mani we ol i mekim i go long God. God i bin tokim </w:t>
-      </w:r>
-      <w:r>
-        <w:rPr>
-          <w:b/>
-          <w:lang w:val="png_PG" w:bidi="png_PG"/>
-        </w:rPr>
-        <w:t>ol Israel</w:t>
-      </w:r>
-      <w:r>
-        <w:rPr>
-          <w:lang w:val="png_PG" w:bidi="png_PG"/>
-        </w:rPr>
-        <w:t xml:space="preserve"> olsem wanpela hap bilong ten bilong olgeta samting bilong ol em i bilong </w:t>
-      </w:r>
-      <w:hyperlink r:id="rId39">
-        <w:r>
-          <w:rPr>
-            <w:lang w:val="png_PG" w:bidi="png_PG"/>
-          </w:rPr>
-          <w:rPr>
-            <w:color w:val="0000EE"/>
-            <w:u w:val="single"/>
-          </w:rPr>
-          <w:t>God</w:t>
-        </w:r>
-      </w:hyperlink>
-      <w:r>
-        <w:rPr>
-          <w:lang w:val="png_PG" w:bidi="png_PG"/>
-        </w:rPr>
-        <w:t xml:space="preserve">. Dispela em i toktok long ol samting kain olsem ol havest bilong prut na grein, wain, oil, na ol animal. Wanpela ten bilong ol animal o havest bilong wanpela man o meri em i min olsem, eksampel, sapos wanpela man o meri i gat tenpela kau, wanpela bilong ol em i bilong God. Sapos ol i gat 100 kau, tenpela bilong ol em i bilong God! Sapos ol i gat 10-pela basket bilong grein, wanpela basket bilong grein em i bilong God. Ol Israel i bin givim dispela hap bilong havest bilong ol na ol animal bilong ol i go long ol wok i save kamap insait long </w:t>
-      </w:r>
-      <w:hyperlink r:id="rId22">
-        <w:r>
-          <w:rPr>
-            <w:lang w:val="png_PG" w:bidi="png_PG"/>
-          </w:rPr>
-          <w:rPr>
-            <w:color w:val="0000EE"/>
-            <w:u w:val="single"/>
-          </w:rPr>
-          <w:t>tempel</w:t>
-        </w:r>
-      </w:hyperlink>
-      <w:r>
-        <w:rPr>
-          <w:lang w:val="png_PG" w:bidi="png_PG"/>
-        </w:rPr>
-        <w:t xml:space="preserve"> bilong God. God i bin tok olsem </w:t>
-      </w:r>
-      <w:r>
-        <w:rPr>
-          <w:b/>
-          <w:lang w:val="png_PG" w:bidi="png_PG"/>
-        </w:rPr>
-        <w:t>ol pris</w:t>
-      </w:r>
-      <w:r>
-        <w:rPr>
-          <w:lang w:val="png_PG" w:bidi="png_PG"/>
-        </w:rPr>
-        <w:t xml:space="preserve"> na </w:t>
-      </w:r>
-      <w:r>
-        <w:rPr>
-          <w:b/>
-          <w:lang w:val="png_PG" w:bidi="png_PG"/>
-        </w:rPr>
-        <w:t>ol Livai</w:t>
-      </w:r>
-      <w:r>
-        <w:rPr>
-          <w:lang w:val="png_PG" w:bidi="png_PG"/>
-        </w:rPr>
-        <w:t>, husat em ol man husat i save lukautim tempel, i mas yusim ol dispela samting long sapotim ol yet, bikos ol i no gat ol graun o gaden na animal bilong ol yet. Taim ol manmeri i givim ol tait, ol i wok long soim bel tenkyu bilong ol i go long God long givim ol olgeta samting we ol i nidim. Ol i wok long soim tu olsem ol i save olgeta samting i bilong God tasol.</w:t>
-      </w:r>
-      <w:r>
-        <w:rPr>
-          <w:lang w:val="png_PG" w:bidi="png_PG"/>
-        </w:rPr>
-      </w:r>
-      <w:r>
-        <w:rPr>
-          <w:lang w:val="png_PG" w:bidi="png_PG"/>
-        </w:rPr>
-      </w:r>
-    </w:p>
-    <w:p>
-      <w:pPr/>
-      <w:r>
-        <w:rPr>
-          <w:lang w:val="png_PG" w:bidi="png_PG"/>
-        </w:rPr>
-      </w:r>
-    </w:p>
-    <w:p>
-      <w:pPr>
-        <w:pStyle w:val="Heading2"/>
-      </w:pPr>
-      <w:r>
-        <w:rPr>
-          <w:lang w:val="png_PG" w:bidi="png_PG"/>
-        </w:rPr>
-        <w:t>tomb</w:t>
-      </w:r>
-      <w:r>
-        <w:rPr>
-          <w:lang w:val="png_PG" w:bidi="png_PG"/>
-        </w:rPr>
-      </w:r>
-    </w:p>
-    <w:p>
-      <w:pPr/>
-      <w:r>
-        <w:rPr>
-          <w:lang w:val="png_PG" w:bidi="png_PG"/>
-        </w:rPr>
-      </w:r>
-      <w:r>
-        <w:rPr>
-          <w:lang w:val="png_PG" w:bidi="png_PG"/>
-        </w:rPr>
-        <w:t xml:space="preserve">Wanpela </w:t>
-      </w:r>
-      <w:r>
-        <w:rPr>
-          <w:b/>
-          <w:lang w:val="png_PG" w:bidi="png_PG"/>
-        </w:rPr>
-        <w:t>tumb o matmat</w:t>
-      </w:r>
-      <w:r>
-        <w:rPr>
-          <w:lang w:val="png_PG" w:bidi="png_PG"/>
-        </w:rPr>
-        <w:t xml:space="preserve"> em i nem bilong ples we ol manmeri i save planim wanpela daiman. Insait long Baibel, dispela em i ken wanpela netsurel keiv insait long wanpela ston, o em i ken wanpela hol we ol manmeri i katim long wanpela bikpela ston. Ol welti manmeri we i gat planti mani em ol i ken gat wanpela bikpela tumb we ol i kavim long bikpela ston na i gat planti dekoresen long en. Ol turangu manmeri we i no gat planti mani em ol i ken planim ol insait long wanpela netsurel keiv, o ol i ken planim ol tu insait long wesan.</w:t>
-      </w:r>
-    </w:p>
-    <w:p>
-      <w:pPr/>
-      <w:r>
-        <w:rPr>
-          <w:lang w:val="png_PG" w:bidi="png_PG"/>
-        </w:rPr>
-      </w:r>
-      <w:r>
-        <w:rPr>
-          <w:lang w:val="png_PG" w:bidi="png_PG"/>
-        </w:rPr>
-        <w:t>Ol manmeri i save pasim bodi bilong daiman insait long wanpela hap lapalp na putim em i go stret insait long wanpela tumb.</w:t>
-      </w:r>
-    </w:p>
-    <w:p>
-      <w:pPr/>
-      <w:r>
-        <w:rPr>
-          <w:lang w:val="png_PG" w:bidi="png_PG"/>
-        </w:rPr>
-      </w:r>
-      <w:r>
-        <w:rPr>
-          <w:lang w:val="png_PG" w:bidi="png_PG"/>
-        </w:rPr>
-        <w:t>Moa long wanpela man em ol i ken planim long wanpela taim insait long wanpela tumb. Wanpela famili em ol i ken gat wanpela tumb we ol i planim olgeta ol famili memba bilong ol we i dai. Insait long tumb em i ken gat ol self bilong ol kainkain bodi.</w:t>
-      </w:r>
-    </w:p>
-    <w:p>
-      <w:pPr/>
-      <w:r>
-        <w:rPr>
-          <w:lang w:val="png_PG" w:bidi="png_PG"/>
-        </w:rPr>
-      </w:r>
-      <w:r>
-        <w:rPr>
-          <w:lang w:val="png_PG" w:bidi="png_PG"/>
-        </w:rPr>
-        <w:t>Ol manmeri i save pasim maus bilong tumb wantaim ol liklik ston we ol i bungim i go antap, o wantaim wanpela bikpela hap fletpela ston. Dispela bikpela ston em i raunpela na bai ol manmeri i ken rolim em na rausim. Dispela bikpela ston em i save hevi tru na moa long wanpela man i save muvim na rausim.</w:t>
-      </w:r>
-      <w:r>
-        <w:rPr>
-          <w:lang w:val="png_PG" w:bidi="png_PG"/>
-        </w:rPr>
-      </w:r>
-      <w:r>
-        <w:rPr>
-          <w:lang w:val="png_PG" w:bidi="png_PG"/>
-        </w:rPr>
-      </w:r>
-    </w:p>
-    <w:p>
-      <w:pPr/>
-      <w:r>
-        <w:rPr>
-          <w:lang w:val="png_PG" w:bidi="png_PG"/>
-        </w:rPr>
-      </w:r>
-    </w:p>
-    <w:p>
-      <w:pPr>
-        <w:pStyle w:val="Heading2"/>
-      </w:pPr>
-      <w:r>
-        <w:rPr>
-          <w:lang w:val="png_PG" w:bidi="png_PG"/>
-        </w:rPr>
-        <w:t>tongues</w:t>
-      </w:r>
-      <w:r>
-        <w:rPr>
-          <w:lang w:val="png_PG" w:bidi="png_PG"/>
-        </w:rPr>
-      </w:r>
-    </w:p>
-    <w:p>
-      <w:pPr/>
-      <w:r>
-        <w:rPr>
-          <w:lang w:val="png_PG" w:bidi="png_PG"/>
-        </w:rPr>
-      </w:r>
-      <w:r>
-        <w:rPr>
-          <w:lang w:val="png_PG" w:bidi="png_PG"/>
-        </w:rPr>
-        <w:t xml:space="preserve">Insait long Baibel, dispela wod </w:t>
-      </w:r>
-      <w:r>
-        <w:rPr>
-          <w:b/>
-          <w:lang w:val="png_PG" w:bidi="png_PG"/>
-        </w:rPr>
-        <w:t>tang</w:t>
-      </w:r>
-      <w:r>
-        <w:rPr>
-          <w:lang w:val="png_PG" w:bidi="png_PG"/>
-        </w:rPr>
-        <w:t xml:space="preserve"> em ol i yusim olsem narapela wod bilong tok ples. Olsem na, ol manmeri we i save toktok long wanpela tang bilong narapela kantri, em ol manmeri i save toktok long wanpela tok ples we yu no andastendim.</w:t>
-      </w:r>
-    </w:p>
-    <w:p>
-      <w:pPr/>
-      <w:r>
-        <w:rPr>
-          <w:lang w:val="png_PG" w:bidi="png_PG"/>
-        </w:rPr>
-      </w:r>
-      <w:r>
-        <w:rPr>
-          <w:lang w:val="png_PG" w:bidi="png_PG"/>
-        </w:rPr>
-        <w:t xml:space="preserve">Tasol wanpela man o meri husat i toktok long "wanpela tang" o husat i save toktok "long ol tang", em i ken min olsem wanpela man o meri husat i gat wanpela spesel gift o presen bilong </w:t>
-      </w:r>
-      <w:hyperlink r:id="rId18">
-        <w:r>
-          <w:rPr>
-            <w:lang w:val="png_PG" w:bidi="png_PG"/>
-          </w:rPr>
-          <w:rPr>
-            <w:color w:val="0000EE"/>
-            <w:u w:val="single"/>
-          </w:rPr>
-          <w:t>Holi Spirit</w:t>
-        </w:r>
-      </w:hyperlink>
-      <w:r>
-        <w:rPr>
-          <w:lang w:val="png_PG" w:bidi="png_PG"/>
-        </w:rPr>
-        <w:t xml:space="preserve">. Taim ol manmeri i toktok insait long ol tang long dispela kain we, planti taim ol yet i no save long wanem samting ol i wok long tok. Holi Spirit i save mekim ol dispela manmeri i toktok long wanpela tok ples we ol yet i no save long en. Insait long dispela tok ples we ol i no save long en, ol manmeri i wok long preisim God o tokaut long sampela trupela samting long pasin bilong God. Sampela taim ol manmeri husat i putim yau na harim dispela em ol i inap long andastendim ol wod, sampela taim bikos ol i save long dispela tok ples, o sampela taim bikos Holi Spirit i givim ol dispela eksplenesen. Eksampel, taim Holi Spirit i kam long ol nupela </w:t>
-      </w:r>
-      <w:r>
-        <w:rPr>
-          <w:b/>
-          <w:lang w:val="png_PG" w:bidi="png_PG"/>
-        </w:rPr>
-        <w:t>biliva</w:t>
-      </w:r>
-      <w:r>
-        <w:rPr>
-          <w:lang w:val="png_PG" w:bidi="png_PG"/>
-        </w:rPr>
-        <w:t xml:space="preserve"> long taim bilong Pentakos, ol manmeri i stat long toktok insait long ol tang. Ol biliva o bilipmanmeri husat i wok long toktok long ol dispela tok ples em ol yet i no andastendim ol dispela tok ples, tasol olgeta manmeri insait long kraud em ol i ken andastendim wanem samting ol biliva i wok long tok, manmeri ol manmeri insait long kraud i kam long kainkain hap bilong wol na i save yusim ol planti kainkain tok ples!</w:t>
-      </w:r>
-    </w:p>
-    <w:p>
-      <w:pPr/>
-      <w:r>
-        <w:rPr>
-          <w:lang w:val="png_PG" w:bidi="png_PG"/>
-        </w:rPr>
-      </w:r>
-      <w:r>
-        <w:rPr>
-          <w:lang w:val="png_PG" w:bidi="png_PG"/>
-        </w:rPr>
-        <w:t xml:space="preserve">Ol gift o presen bilong toktok long ol tang em i wanpela bilong ol gift we Holi Spirit i ken givim long ol biliva. Ol narapela gift em kain olsem gift bilong i gat spesel save, o wisdom o inap long mekim </w:t>
-      </w:r>
-      <w:hyperlink r:id="rId40">
-        <w:r>
-          <w:rPr>
-            <w:lang w:val="png_PG" w:bidi="png_PG"/>
-          </w:rPr>
-          <w:rPr>
-            <w:color w:val="0000EE"/>
-            <w:u w:val="single"/>
-          </w:rPr>
-          <w:t>ol mirakel</w:t>
-        </w:r>
-      </w:hyperlink>
-      <w:r>
-        <w:rPr>
-          <w:lang w:val="png_PG" w:bidi="png_PG"/>
-        </w:rPr>
-        <w:t>.</w:t>
-      </w:r>
-      <w:r>
-        <w:rPr>
-          <w:lang w:val="png_PG" w:bidi="png_PG"/>
-        </w:rPr>
-      </w:r>
-      <w:r>
-        <w:rPr>
-          <w:lang w:val="png_PG" w:bidi="png_PG"/>
-        </w:rPr>
-      </w:r>
-    </w:p>
-    <w:p>
-      <w:pPr/>
-      <w:r>
-        <w:rPr>
-          <w:lang w:val="png_PG" w:bidi="png_PG"/>
-        </w:rPr>
-      </w:r>
-    </w:p>
-    <w:p>
-      <w:pPr>
-        <w:pStyle w:val="Heading2"/>
-      </w:pPr>
-      <w:r>
-        <w:rPr>
-          <w:lang w:val="png_PG" w:bidi="png_PG"/>
-        </w:rPr>
-        <w:t>tunic</w:t>
-      </w:r>
-      <w:r>
-        <w:rPr>
-          <w:lang w:val="png_PG" w:bidi="png_PG"/>
-        </w:rPr>
-      </w:r>
-    </w:p>
-    <w:p>
-      <w:pPr/>
-      <w:r>
-        <w:rPr>
-          <w:lang w:val="png_PG" w:bidi="png_PG"/>
-        </w:rPr>
-      </w:r>
-      <w:r>
-        <w:rPr>
-          <w:lang w:val="png_PG" w:bidi="png_PG"/>
-        </w:rPr>
-        <w:t>t180 Tyunik</w:t>
-      </w:r>
-    </w:p>
-    <w:p>
-      <w:pPr/>
-      <w:r>
-        <w:rPr>
-          <w:lang w:val="png_PG" w:bidi="png_PG"/>
-        </w:rPr>
-      </w:r>
-      <w:r>
-        <w:rPr>
-          <w:lang w:val="png_PG" w:bidi="png_PG"/>
-        </w:rPr>
-        <w:t xml:space="preserve">Wanpela tyunik em i wanpela hap klos we ol man na meri wantaim i save werim. Em i wanpela siot we i save kamdaun long ni, o long engkel. Ol manmeri i ken mekim ol tyunik long ol wul o long linen. Ol manmeri planti taim ol i save werim wanpela weistben raunim weist bilong ol autsait long tyunik. Ol man i save putim ol bainat bilong ol insait long ol weistben bilong tyunik bilong ol. Ol manmeri i save werim wanpela tyunik aninit long autsait klos olsem </w:t>
-      </w:r>
-      <w:hyperlink r:id="rId41">
-        <w:r>
-          <w:rPr>
-            <w:lang w:val="png_PG" w:bidi="png_PG"/>
-          </w:rPr>
-          <w:rPr>
-            <w:color w:val="0000EE"/>
-            <w:u w:val="single"/>
-          </w:rPr>
-          <w:t>roub</w:t>
-        </w:r>
-      </w:hyperlink>
-      <w:r>
-        <w:rPr>
-          <w:lang w:val="png_PG" w:bidi="png_PG"/>
-        </w:rPr>
-        <w:t xml:space="preserve"> o </w:t>
-      </w:r>
-      <w:hyperlink r:id="rId42">
-        <w:r>
-          <w:rPr>
-            <w:lang w:val="png_PG" w:bidi="png_PG"/>
-          </w:rPr>
-          <w:rPr>
-            <w:color w:val="0000EE"/>
-            <w:u w:val="single"/>
-          </w:rPr>
-          <w:t>klouk</w:t>
-        </w:r>
-      </w:hyperlink>
-      <w:r>
-        <w:rPr>
-          <w:lang w:val="png_PG" w:bidi="png_PG"/>
-        </w:rPr>
-        <w:t>.</w:t>
-      </w:r>
-      <w:r>
-        <w:rPr>
-          <w:lang w:val="png_PG" w:bidi="png_PG"/>
-        </w:rPr>
-      </w:r>
-      <w:r>
-        <w:rPr>
-          <w:lang w:val="png_PG" w:bidi="png_PG"/>
-        </w:rPr>
-      </w:r>
-    </w:p>
-    <w:p>
-      <w:pPr/>
-      <w:r>
-        <w:rPr>
-          <w:lang w:val="png_PG" w:bidi="png_PG"/>
-        </w:rPr>
-      </w:r>
-    </w:p>
-    <w:p>
-      <w:pPr>
-        <w:pStyle w:val="Heading2"/>
-      </w:pPr>
-      <w:r>
-        <w:rPr>
-          <w:lang w:val="png_PG" w:bidi="png_PG"/>
-        </w:rPr>
-        <w:t>tyre</w:t>
-      </w:r>
-      <w:r>
-        <w:rPr>
-          <w:lang w:val="png_PG" w:bidi="png_PG"/>
-        </w:rPr>
-      </w:r>
-    </w:p>
-    <w:p>
-      <w:pPr/>
-      <w:r>
-        <w:rPr>
-          <w:lang w:val="png_PG" w:bidi="png_PG"/>
-        </w:rPr>
-      </w:r>
-      <w:r>
-        <w:rPr>
-          <w:lang w:val="png_PG" w:bidi="png_PG"/>
-        </w:rPr>
-        <w:t xml:space="preserve">Tair em i wanpela siti insait long </w:t>
-      </w:r>
-      <w:hyperlink r:id="rId43">
-        <w:r>
-          <w:rPr>
-            <w:lang w:val="png_PG" w:bidi="png_PG"/>
-          </w:rPr>
-          <w:rPr>
-            <w:color w:val="0000EE"/>
-            <w:u w:val="single"/>
-          </w:rPr>
-          <w:t>Syrien Fonesia</w:t>
-        </w:r>
-      </w:hyperlink>
-      <w:r>
-        <w:rPr>
-          <w:lang w:val="png_PG" w:bidi="png_PG"/>
-        </w:rPr>
-        <w:t xml:space="preserve">, o Fonesia, wanpela rijen we i stap not long </w:t>
-      </w:r>
-      <w:hyperlink r:id="rId26">
-        <w:r>
-          <w:rPr>
-            <w:lang w:val="png_PG" w:bidi="png_PG"/>
-          </w:rPr>
-          <w:rPr>
-            <w:color w:val="0000EE"/>
-            <w:u w:val="single"/>
-          </w:rPr>
-          <w:t>Israel</w:t>
-        </w:r>
-      </w:hyperlink>
-      <w:r>
-        <w:rPr>
-          <w:lang w:val="png_PG" w:bidi="png_PG"/>
-        </w:rPr>
         <w:t xml:space="preserve">. Tair em i stap klostu long nambis bilong Mediterenien Solwara. Tude, dispela siti em i pat bilong kantri we yumi nau save olsem Lebanon. Long taim bilong Jisas, Tair em i bin wanpela impoten siti insait long dispela rijen bikos ol manmeri insait long Fonesia em ol i gutpela long bildim ol sip na ol i gutpela long seil i go long ol narapela kantri insait long ol sip bilong ol long baim na salim ol samting. Tair em i no bin wanpela pat bilong Israel, na ol </w:t>
       </w:r>
       <w:r>
         <w:rPr>
-          <w:b/>
           <w:lang w:val="png_PG" w:bidi="png_PG"/>
         </w:rPr>
         <w:t>Ju</w:t>
@@ -2685,18 +2393,12 @@
         </w:rPr>
         <w:t xml:space="preserve"> manmeri i save olsem ol manmeri bilong Tair em ol i save mekim sin na ol i no save bihainim ol lo bilong God. </w:t>
       </w:r>
-      <w:hyperlink r:id="rId44">
-        <w:r>
-          <w:rPr>
-            <w:lang w:val="png_PG" w:bidi="png_PG"/>
-          </w:rPr>
-          <w:rPr>
-            <w:color w:val="0000EE"/>
-            <w:u w:val="single"/>
-          </w:rPr>
-          <w:t>Ol profet</w:t>
-        </w:r>
-      </w:hyperlink>
+      <w:r>
+        <w:rPr>
+          <w:lang w:val="png_PG" w:bidi="png_PG"/>
+        </w:rPr>
+        <w:t>Ol profet</w:t>
+      </w:r>
       <w:r>
         <w:rPr>
           <w:lang w:val="png_PG" w:bidi="png_PG"/>
@@ -2705,7 +2407,6 @@
       </w:r>
       <w:r>
         <w:rPr>
-          <w:b/>
           <w:lang w:val="png_PG" w:bidi="png_PG"/>
         </w:rPr>
         <w:t>Israel</w:t>
